--- a/Resumen-de-Arquitectura-Asistente-IA-Anthropic-ES.docx
+++ b/Resumen-de-Arquitectura-Asistente-IA-Anthropic-ES.docx
@@ -2,50 +2,11 @@
 <file path=word/document.xml><?xml version="1.0" encoding="utf-8"?>
 <w:document xmlns:wpc="http://schemas.microsoft.com/office/word/2010/wordprocessingCanvas" xmlns:mo="http://schemas.microsoft.com/office/mac/office/2008/main" xmlns:mc="http://schemas.openxmlformats.org/markup-compatibility/2006" xmlns:mv="urn:schemas-microsoft-com:mac:vml" xmlns:o="urn:schemas-microsoft-com:office:office" xmlns:r="http://schemas.openxmlformats.org/officeDocument/2006/relationships" xmlns:m="http://schemas.openxmlformats.org/officeDocument/2006/math" xmlns:v="urn:schemas-microsoft-com:vml" xmlns:wp14="http://schemas.microsoft.com/office/word/2010/wordprocessingDrawing" xmlns:wp="http://schemas.openxmlformats.org/drawingml/2006/wordprocessingDrawing" xmlns:w10="urn:schemas-microsoft-com:office:word" xmlns:w="http://schemas.openxmlformats.org/wordprocessingml/2006/main" xmlns:w14="http://schemas.microsoft.com/office/word/2010/wordml" xmlns:wpg="http://schemas.microsoft.com/office/word/2010/wordprocessingGroup" xmlns:wpi="http://schemas.microsoft.com/office/word/2010/wordprocessingInk" xmlns:wne="http://schemas.microsoft.com/office/word/2006/wordml" xmlns:wps="http://schemas.microsoft.com/office/word/2010/wordprocessingShape" mc:Ignorable="w14 wp14">
   <w:body>
-    <w:tbl>
-      <w:tblPr>
-        <w:tblW w:type="auto" w:w="0"/>
-        <w:tblLook w:firstColumn="1" w:firstRow="1" w:lastColumn="0" w:lastRow="0" w:noHBand="0" w:noVBand="1" w:val="04A0"/>
-      </w:tblPr>
-      <w:tblGrid>
-        <w:gridCol w:w="9972"/>
-      </w:tblGrid>
-      <w:tr>
-        <w:tc>
-          <w:tcPr>
-            <w:tcW w:type="dxa" w:w="9972"/>
-            <w:shd w:val="clear" w:color="auto" w:fill="009845"/>
-          </w:tcPr>
-          <w:p>
-            <w:r>
-              <w:rPr>
-                <w:rFonts w:ascii="Calibri" w:hAnsi="Calibri"/>
-                <w:b/>
-                <w:i w:val="0"/>
-                <w:color w:val="FFFFFF"/>
-                <w:sz w:val="21"/>
-              </w:rPr>
-              <w:t>RESUMEN DE ARQUITECTURA</w:t>
-            </w:r>
-          </w:p>
-        </w:tc>
-      </w:tr>
-    </w:tbl>
     <w:p>
-      <w:pPr>
-        <w:spacing w:after="120"/>
-      </w:pPr>
-    </w:p>
-    <w:p>
-      <w:pPr>
-        <w:spacing w:after="60"/>
-      </w:pPr>
       <w:r>
         <w:rPr>
-          <w:rFonts w:ascii="Calibri" w:hAnsi="Calibri"/>
           <w:b/>
-          <w:i w:val="0"/>
-          <w:color w:val="333333"/>
+          <w:color w:val="2E3440"/>
           <w:sz w:val="52"/>
         </w:rPr>
         <w:t>Resumen de arquitectura</w:t>
@@ -53,43 +14,43 @@
     </w:p>
     <w:p>
       <w:pPr>
-        <w:spacing w:after="160"/>
         <w:pBdr>
-          <w:bottom w:val="single" w:sz="12" w:space="4" w:color="D7DCD9"/>
+          <w:bottom w:val="single" w:sz="24" w:space="1" w:color="C15F3C"/>
         </w:pBdr>
       </w:pPr>
+    </w:p>
+    <w:p>
       <w:r>
         <w:rPr>
-          <w:rFonts w:ascii="Calibri" w:hAnsi="Calibri"/>
-          <w:b w:val="0"/>
-          <w:i w:val="0"/>
-          <w:color w:val="595959"/>
-          <w:sz w:val="26"/>
+          <w:i/>
+          <w:color w:val="555555"/>
+          <w:sz w:val="24"/>
         </w:rPr>
         <w:t>Arquitectura, flujo de datos y modelo de seguridad — para arquitectos empresariales y técnicos</w:t>
       </w:r>
     </w:p>
     <w:tbl>
       <w:tblPr>
+        <w:tblStyle w:val="TableGrid"/>
         <w:tblW w:type="auto" w:w="0"/>
+        <w:jc w:val="left"/>
         <w:tblLook w:firstColumn="1" w:firstRow="1" w:lastColumn="0" w:lastRow="0" w:noHBand="0" w:noVBand="1" w:val="04A0"/>
       </w:tblPr>
       <w:tblGrid>
-        <w:gridCol w:w="4986"/>
-        <w:gridCol w:w="4986"/>
+        <w:gridCol w:w="2304"/>
+        <w:gridCol w:w="6624"/>
       </w:tblGrid>
       <w:tr>
         <w:tc>
           <w:tcPr>
-            <w:tcW w:type="dxa" w:w="2268"/>
+            <w:tcW w:type="dxa" w:w="4824"/>
+            <w:shd w:val="clear" w:fill="ECECEC"/>
           </w:tcPr>
           <w:p>
+            <w:r/>
             <w:r>
               <w:rPr>
-                <w:rFonts w:ascii="Calibri" w:hAnsi="Calibri"/>
                 <w:b/>
-                <w:i w:val="0"/>
-                <w:color w:val="333333"/>
                 <w:sz w:val="20"/>
               </w:rPr>
               <w:t>Producto</w:t>
@@ -98,18 +59,16 @@
         </w:tc>
         <w:tc>
           <w:tcPr>
-            <w:tcW w:type="dxa" w:w="7370"/>
+            <w:tcW w:type="dxa" w:w="4824"/>
           </w:tcPr>
           <w:p>
+            <w:r/>
             <w:r>
               <w:rPr>
-                <w:rFonts w:ascii="Calibri" w:hAnsi="Calibri"/>
                 <w:b w:val="0"/>
-                <w:i w:val="0"/>
-                <w:color w:val="333333"/>
                 <w:sz w:val="20"/>
               </w:rPr>
-              <w:t>Anthropic AI Assistant para Qlik Sense</w:t>
+              <w:t>Anthropic AI Assistant para Qlik Sense (extensión + proxy)</w:t>
             </w:r>
           </w:p>
         </w:tc>
@@ -117,15 +76,14 @@
       <w:tr>
         <w:tc>
           <w:tcPr>
-            <w:tcW w:type="dxa" w:w="2268"/>
+            <w:tcW w:type="dxa" w:w="4824"/>
+            <w:shd w:val="clear" w:fill="ECECEC"/>
           </w:tcPr>
           <w:p>
+            <w:r/>
             <w:r>
               <w:rPr>
-                <w:rFonts w:ascii="Calibri" w:hAnsi="Calibri"/>
                 <w:b/>
-                <w:i w:val="0"/>
-                <w:color w:val="333333"/>
                 <w:sz w:val="20"/>
               </w:rPr>
               <w:t>Versión</w:t>
@@ -134,18 +92,16 @@
         </w:tc>
         <w:tc>
           <w:tcPr>
-            <w:tcW w:type="dxa" w:w="7370"/>
+            <w:tcW w:type="dxa" w:w="4824"/>
           </w:tcPr>
           <w:p>
+            <w:r/>
             <w:r>
               <w:rPr>
-                <w:rFonts w:ascii="Calibri" w:hAnsi="Calibri"/>
                 <w:b w:val="0"/>
-                <w:i w:val="0"/>
-                <w:color w:val="333333"/>
                 <w:sz w:val="20"/>
               </w:rPr>
-              <w:t>v0.3.3 · compilación 24</w:t>
+              <w:t>v0.5.0 · compilación 34</w:t>
             </w:r>
           </w:p>
         </w:tc>
@@ -153,15 +109,14 @@
       <w:tr>
         <w:tc>
           <w:tcPr>
-            <w:tcW w:type="dxa" w:w="2268"/>
+            <w:tcW w:type="dxa" w:w="4824"/>
+            <w:shd w:val="clear" w:fill="ECECEC"/>
           </w:tcPr>
           <w:p>
+            <w:r/>
             <w:r>
               <w:rPr>
-                <w:rFonts w:ascii="Calibri" w:hAnsi="Calibri"/>
                 <w:b/>
-                <w:i w:val="0"/>
-                <w:color w:val="333333"/>
                 <w:sz w:val="20"/>
               </w:rPr>
               <w:t>Autor</w:t>
@@ -170,18 +125,16 @@
         </w:tc>
         <w:tc>
           <w:tcPr>
-            <w:tcW w:type="dxa" w:w="7370"/>
+            <w:tcW w:type="dxa" w:w="4824"/>
           </w:tcPr>
           <w:p>
+            <w:r/>
             <w:r>
               <w:rPr>
-                <w:rFonts w:ascii="Calibri" w:hAnsi="Calibri"/>
                 <w:b w:val="0"/>
-                <w:i w:val="0"/>
-                <w:color w:val="333333"/>
                 <w:sz w:val="20"/>
               </w:rPr>
-              <w:t>mabaeyens</w:t>
+              <w:t>Miguel Angel Baeyens</w:t>
             </w:r>
           </w:p>
         </w:tc>
@@ -189,15 +142,14 @@
       <w:tr>
         <w:tc>
           <w:tcPr>
-            <w:tcW w:type="dxa" w:w="2268"/>
+            <w:tcW w:type="dxa" w:w="4824"/>
+            <w:shd w:val="clear" w:fill="ECECEC"/>
           </w:tcPr>
           <w:p>
+            <w:r/>
             <w:r>
               <w:rPr>
-                <w:rFonts w:ascii="Calibri" w:hAnsi="Calibri"/>
                 <w:b/>
-                <w:i w:val="0"/>
-                <w:color w:val="333333"/>
                 <w:sz w:val="20"/>
               </w:rPr>
               <w:t>Fecha</w:t>
@@ -206,18 +158,16 @@
         </w:tc>
         <w:tc>
           <w:tcPr>
-            <w:tcW w:type="dxa" w:w="7370"/>
+            <w:tcW w:type="dxa" w:w="4824"/>
           </w:tcPr>
           <w:p>
+            <w:r/>
             <w:r>
               <w:rPr>
-                <w:rFonts w:ascii="Calibri" w:hAnsi="Calibri"/>
                 <w:b w:val="0"/>
-                <w:i w:val="0"/>
-                <w:color w:val="333333"/>
                 <w:sz w:val="20"/>
               </w:rPr>
-              <w:t>19 de junio de 2026</w:t>
+              <w:t>25 de julio de 2026</w:t>
             </w:r>
           </w:p>
         </w:tc>
@@ -225,15 +175,14 @@
       <w:tr>
         <w:tc>
           <w:tcPr>
-            <w:tcW w:type="dxa" w:w="2268"/>
+            <w:tcW w:type="dxa" w:w="4824"/>
+            <w:shd w:val="clear" w:fill="ECECEC"/>
           </w:tcPr>
           <w:p>
+            <w:r/>
             <w:r>
               <w:rPr>
-                <w:rFonts w:ascii="Calibri" w:hAnsi="Calibri"/>
                 <w:b/>
-                <w:i w:val="0"/>
-                <w:color w:val="333333"/>
                 <w:sz w:val="20"/>
               </w:rPr>
               <w:t>Idioma</w:t>
@@ -242,15 +191,13 @@
         </w:tc>
         <w:tc>
           <w:tcPr>
-            <w:tcW w:type="dxa" w:w="7370"/>
+            <w:tcW w:type="dxa" w:w="4824"/>
           </w:tcPr>
           <w:p>
+            <w:r/>
             <w:r>
               <w:rPr>
-                <w:rFonts w:ascii="Calibri" w:hAnsi="Calibri"/>
                 <w:b w:val="0"/>
-                <w:i w:val="0"/>
-                <w:color w:val="333333"/>
                 <w:sz w:val="20"/>
               </w:rPr>
               <w:t>Español</w:t>
@@ -259,10 +206,118 @@
         </w:tc>
       </w:tr>
     </w:tbl>
+    <w:p/>
+    <w:tbl>
+      <w:tblPr>
+        <w:tblStyle w:val="TableGrid"/>
+        <w:tblW w:type="auto" w:w="0"/>
+        <w:tblLook w:firstColumn="1" w:firstRow="1" w:lastColumn="0" w:lastRow="0" w:noHBand="0" w:noVBand="1" w:val="04A0"/>
+      </w:tblPr>
+      <w:tblGrid>
+        <w:gridCol w:w="9648"/>
+      </w:tblGrid>
+      <w:tr>
+        <w:tc>
+          <w:tcPr>
+            <w:tcW w:type="dxa" w:w="9648"/>
+            <w:shd w:val="clear" w:fill="FFF4E5"/>
+          </w:tcPr>
+          <w:p>
+            <w:r/>
+            <w:r>
+              <w:rPr>
+                <w:b/>
+                <w:color w:val="C15F3C"/>
+              </w:rPr>
+              <w:t>Aviso — demostración experimental</w:t>
+            </w:r>
+          </w:p>
+          <w:p>
+            <w:r>
+              <w:rPr>
+                <w:sz w:val="19"/>
+              </w:rPr>
+              <w:t>Esta extensión es un desarrollo de demostración y no un producto oficialmente soportado por Qlik. Ni Qlik ni el autor asumen responsabilidad alguna por cualquier incidencia.</w:t>
+            </w:r>
+          </w:p>
+          <w:p>
+            <w:r>
+              <w:rPr>
+                <w:sz w:val="19"/>
+              </w:rPr>
+              <w:t>Al hacer una pregunta, los datos del gráfico seleccionado salen del entorno hacia un LLM (Anthropic, a través del proxy) — salvo que use un modelo local, en cuyo caso los datos permanecen en su infraestructura. No lo utilice con datos sensibles, regulados o personales sin autorización expresa.</w:t>
+            </w:r>
+          </w:p>
+        </w:tc>
+      </w:tr>
+    </w:tbl>
+    <w:p/>
+    <w:p>
+      <w:r>
+        <w:rPr>
+          <w:b/>
+          <w:color w:val="C15F3C"/>
+          <w:sz w:val="30"/>
+        </w:rPr>
+        <w:t>1. Resumen ejecutivo</w:t>
+      </w:r>
+    </w:p>
+    <w:p>
+      <w:r>
+        <w:t>El Anthropic AI Assistant es una extensión de visualización de Qlik Sense que permite analizar los datos del gráfico seleccionado mediante la familia de modelos Claude de Anthropic (o un modelo local vía Ollama). Desde la v0.5.0 el sistema es una pareja endurecida: la extensión (cliente) y un proxy Node.js (servidor).</w:t>
+      </w:r>
+    </w:p>
     <w:p>
       <w:pPr>
-        <w:spacing w:after="160"/>
+        <w:pStyle w:val="ListBullet"/>
       </w:pPr>
+      <w:r>
+        <w:t>Plataforma destino: Qlik Sense Enterprise on Windows (QSEoW, qlik-sense ≥ 2025). Qlik Cloud queda fuera de alcance.</w:t>
+      </w:r>
+    </w:p>
+    <w:p>
+      <w:pPr>
+        <w:pStyle w:val="ListBullet"/>
+      </w:pPr>
+      <w:r>
+        <w:t>Patrón de integración: el navegador NUNCA llama directamente a api.anthropic.com. Todo el tráfico pasa por el proxy, que guarda la clave en el servidor y valida la sesión de Qlik del llamante.</w:t>
+      </w:r>
+    </w:p>
+    <w:p>
+      <w:pPr>
+        <w:pStyle w:val="ListBullet"/>
+      </w:pPr>
+      <w:r>
+        <w:t>Sin paso de compilación en el cliente: JavaScript (AMD) cargado mediante el sistema RequireJS de Qlik.</w:t>
+      </w:r>
+    </w:p>
+    <w:p>
+      <w:pPr>
+        <w:pStyle w:val="ListBullet"/>
+      </w:pPr>
+      <w:r>
+        <w:t>El proxy es un runtime Node.js independiente, versionado por separado, desplegable como servicio de Windows.</w:t>
+      </w:r>
+    </w:p>
+    <w:p>
+      <w:r>
+        <w:rPr>
+          <w:b/>
+          <w:color w:val="C15F3C"/>
+          <w:sz w:val="30"/>
+        </w:rPr>
+        <w:t>2. Arquitectura de módulos (extensión)</w:t>
+      </w:r>
+    </w:p>
+    <w:p>
+      <w:r>
+        <w:t>Todos los módulos siguen el patrón RequireJS define([deps], factory). El punto de entrada AnthropicExtension.js delega en js/main.js, que expone paint(element, layout), invocado por Qlik en cada ciclo de renderizado. La inicialización de UI/selección se realiza una sola vez por instancia (guarda de primera ejecución sobre el widget flotante); las propiedades (modelo, URL de proxy, URL local, nivel de log) se aplican en cada llamada a paint().</w:t>
+      </w:r>
+    </w:p>
+    <w:p>
+      <w:r>
+        <w:t>Librerías empaquetadas (sin CDN): marked (Markdown → HTML) y DOMPurify (saneado del HTML). CryptoJS y js/security.js se han ELIMINADO: al no haber clave en el navegador, ya no hay nada que cifrar.</w:t>
+      </w:r>
     </w:p>
     <w:tbl>
       <w:tblPr>
@@ -271,514 +326,22 @@
         <w:tblLook w:firstColumn="1" w:firstRow="1" w:lastColumn="0" w:lastRow="0" w:noHBand="0" w:noVBand="1" w:val="04A0"/>
       </w:tblPr>
       <w:tblGrid>
-        <w:gridCol w:w="9972"/>
+        <w:gridCol w:w="4824"/>
+        <w:gridCol w:w="4824"/>
       </w:tblGrid>
       <w:tr>
         <w:tc>
           <w:tcPr>
-            <w:tcW w:type="dxa" w:w="9972"/>
-            <w:shd w:val="clear" w:color="auto" w:fill="FFF8E6"/>
-            <w:tcBorders>
-              <w:top w:val="single" w:sz="6" w:space="4" w:color="E0A800"/>
-              <w:bottom w:val="single" w:sz="6" w:space="4" w:color="E0A800"/>
-              <w:left w:val="single" w:sz="6" w:space="4" w:color="E0A800"/>
-              <w:right w:val="single" w:sz="6" w:space="4" w:color="E0A800"/>
-            </w:tcBorders>
-            <w:tcBorders>
-              <w:left w:val="single" w:sz="24" w:space="4" w:color="E0A800"/>
-            </w:tcBorders>
+            <w:tcW w:type="dxa" w:w="4824"/>
+            <w:shd w:val="clear" w:fill="C15F3C"/>
           </w:tcPr>
           <w:p>
-            <w:pPr>
-              <w:spacing w:after="80"/>
-            </w:pPr>
+            <w:r/>
             <w:r>
               <w:rPr>
-                <w:rFonts w:ascii="Calibri" w:hAnsi="Calibri"/>
                 <w:b/>
-                <w:i w:val="0"/>
-                <w:color w:val="7A5C00"/>
+                <w:color w:val="FFFFFF"/>
                 <w:sz w:val="20"/>
-              </w:rPr>
-              <w:t>Aviso — demostración experimental</w:t>
-            </w:r>
-          </w:p>
-          <w:p>
-            <w:pPr>
-              <w:spacing w:after="60"/>
-            </w:pPr>
-            <w:r>
-              <w:rPr>
-                <w:rFonts w:ascii="Calibri" w:hAnsi="Calibri"/>
-                <w:b w:val="0"/>
-                <w:i w:val="0"/>
-                <w:color w:val="333333"/>
-              </w:rPr>
-              <w:t xml:space="preserve">Esta extensión es un activo de </w:t>
-            </w:r>
-            <w:r>
-              <w:rPr>
-                <w:rFonts w:ascii="Calibri" w:hAnsi="Calibri"/>
-                <w:b/>
-                <w:i w:val="0"/>
-                <w:color w:val="333333"/>
-              </w:rPr>
-              <w:t>demostración experimental (v0.3.3, compilación 24)</w:t>
-            </w:r>
-            <w:r>
-              <w:rPr>
-                <w:rFonts w:ascii="Calibri" w:hAnsi="Calibri"/>
-                <w:b w:val="0"/>
-                <w:i w:val="0"/>
-                <w:color w:val="333333"/>
-              </w:rPr>
-              <w:t xml:space="preserve">, no un producto. </w:t>
-            </w:r>
-            <w:r>
-              <w:rPr>
-                <w:rFonts w:ascii="Calibri" w:hAnsi="Calibri"/>
-                <w:b/>
-                <w:i w:val="0"/>
-                <w:color w:val="333333"/>
-              </w:rPr>
-              <w:t>No</w:t>
-            </w:r>
-            <w:r>
-              <w:rPr>
-                <w:rFonts w:ascii="Calibri" w:hAnsi="Calibri"/>
-                <w:b w:val="0"/>
-                <w:i w:val="0"/>
-                <w:color w:val="333333"/>
-              </w:rPr>
-              <w:t xml:space="preserve"> está reforzada para producción y </w:t>
-            </w:r>
-            <w:r>
-              <w:rPr>
-                <w:rFonts w:ascii="Calibri" w:hAnsi="Calibri"/>
-                <w:b/>
-                <w:i w:val="0"/>
-                <w:color w:val="333333"/>
-              </w:rPr>
-              <w:t>no</w:t>
-            </w:r>
-            <w:r>
-              <w:rPr>
-                <w:rFonts w:ascii="Calibri" w:hAnsi="Calibri"/>
-                <w:b w:val="0"/>
-                <w:i w:val="0"/>
-                <w:color w:val="333333"/>
-              </w:rPr>
-              <w:t xml:space="preserve"> es una oferta de Qlik ni una integración soportada.</w:t>
-            </w:r>
-          </w:p>
-          <w:p>
-            <w:pPr>
-              <w:spacing w:after="60"/>
-            </w:pPr>
-            <w:r>
-              <w:rPr>
-                <w:rFonts w:ascii="Calibri" w:hAnsi="Calibri"/>
-                <w:b/>
-                <w:i w:val="0"/>
-                <w:color w:val="333333"/>
-              </w:rPr>
-              <w:t>Ni Qlik ni el autor asumen responsabilidad alguna</w:t>
-            </w:r>
-            <w:r>
-              <w:rPr>
-                <w:rFonts w:ascii="Calibri" w:hAnsi="Calibri"/>
-                <w:b w:val="0"/>
-                <w:i w:val="0"/>
-                <w:color w:val="333333"/>
-              </w:rPr>
-              <w:t xml:space="preserve"> por cualquier incidencia, exposición de datos, coste o daño derivado de su uso en cualquier entorno de cliente o producción. Úselo bajo su propia responsabilidad.</w:t>
-            </w:r>
-          </w:p>
-          <w:p>
-            <w:pPr>
-              <w:spacing w:after="60"/>
-            </w:pPr>
-            <w:r>
-              <w:rPr>
-                <w:rFonts w:ascii="Calibri" w:hAnsi="Calibri"/>
-                <w:b w:val="0"/>
-                <w:i w:val="0"/>
-                <w:color w:val="333333"/>
-              </w:rPr>
-              <w:t>Al hacer una pregunta, los datos del gráfico seleccionado salen del entorno hacia un LLM externo (Anthropic). No lo utilice con datos sensibles, regulados o personales sin autorización expresa.</w:t>
-            </w:r>
-          </w:p>
-        </w:tc>
-      </w:tr>
-    </w:tbl>
-    <w:p>
-      <w:r>
-        <w:br w:type="page"/>
-      </w:r>
-    </w:p>
-    <w:p>
-      <w:pPr>
-        <w:spacing w:before="280" w:after="120"/>
-        <w:pBdr>
-          <w:bottom w:val="single" w:sz="12" w:space="4" w:color="D7DCD9"/>
-        </w:pBdr>
-      </w:pPr>
-      <w:r>
-        <w:rPr>
-          <w:rFonts w:ascii="Calibri" w:hAnsi="Calibri"/>
-          <w:b/>
-          <w:i w:val="0"/>
-          <w:color w:val="007A38"/>
-          <w:sz w:val="32"/>
-        </w:rPr>
-        <w:t>1. Resumen ejecutivo</w:t>
-      </w:r>
-    </w:p>
-    <w:p>
-      <w:pPr>
-        <w:spacing w:after="140"/>
-      </w:pPr>
-      <w:r>
-        <w:rPr>
-          <w:rFonts w:ascii="Calibri" w:hAnsi="Calibri"/>
-          <w:b w:val="0"/>
-          <w:i w:val="0"/>
-          <w:color w:val="595959"/>
-          <w:sz w:val="22"/>
-        </w:rPr>
-        <w:t>El Anthropic AI Assistant (v0.3.3, compilación 24) es una extensión de visualización de Qlik Sense que permite analizar los datos del gráfico seleccionado mediante el modelo Claude de Anthropic. Es un activo de demostración experimental, no reforzado para producción.</w:t>
-      </w:r>
-    </w:p>
-    <w:p>
-      <w:pPr>
-        <w:spacing w:after="40"/>
-        <w:ind w:left="340"/>
-      </w:pPr>
-      <w:r>
-        <w:rPr>
-          <w:rFonts w:ascii="Calibri" w:hAnsi="Calibri"/>
-          <w:b/>
-          <w:i w:val="0"/>
-          <w:color w:val="009845"/>
-          <w:sz w:val="21"/>
-        </w:rPr>
-        <w:t xml:space="preserve">▪  </w:t>
-      </w:r>
-      <w:r>
-        <w:rPr>
-          <w:rFonts w:ascii="Calibri" w:hAnsi="Calibri"/>
-          <w:b/>
-          <w:i w:val="0"/>
-          <w:color w:val="333333"/>
-          <w:sz w:val="21"/>
-        </w:rPr>
-        <w:t>Plataforma destino:</w:t>
-      </w:r>
-      <w:r>
-        <w:rPr>
-          <w:rFonts w:ascii="Calibri" w:hAnsi="Calibri"/>
-          <w:b w:val="0"/>
-          <w:i w:val="0"/>
-          <w:color w:val="333333"/>
-          <w:sz w:val="21"/>
-        </w:rPr>
-        <w:t xml:space="preserve"> Qlik Sense client-managed en Windows (Desktop y QSEoW, </w:t>
-      </w:r>
-      <w:r>
-        <w:rPr>
-          <w:rFonts w:ascii="Consolas" w:hAnsi="Consolas"/>
-          <w:b w:val="0"/>
-          <w:i w:val="0"/>
-          <w:color w:val="333333"/>
-          <w:sz w:val="21"/>
-        </w:rPr>
-        <w:t>qlik-sense &gt;= 3.0.x</w:t>
-      </w:r>
-      <w:r>
-        <w:rPr>
-          <w:rFonts w:ascii="Calibri" w:hAnsi="Calibri"/>
-          <w:b w:val="0"/>
-          <w:i w:val="0"/>
-          <w:color w:val="333333"/>
-          <w:sz w:val="21"/>
-        </w:rPr>
-        <w:t>). Qlik Cloud queda fuera de alcance.</w:t>
-      </w:r>
-    </w:p>
-    <w:p>
-      <w:pPr>
-        <w:spacing w:after="40"/>
-        <w:ind w:left="340"/>
-      </w:pPr>
-      <w:r>
-        <w:rPr>
-          <w:rFonts w:ascii="Calibri" w:hAnsi="Calibri"/>
-          <w:b/>
-          <w:i w:val="0"/>
-          <w:color w:val="009845"/>
-          <w:sz w:val="21"/>
-        </w:rPr>
-        <w:t xml:space="preserve">▪  </w:t>
-      </w:r>
-      <w:r>
-        <w:rPr>
-          <w:rFonts w:ascii="Calibri" w:hAnsi="Calibri"/>
-          <w:b/>
-          <w:i w:val="0"/>
-          <w:color w:val="333333"/>
-          <w:sz w:val="21"/>
-        </w:rPr>
-        <w:t>Patrón de integración:</w:t>
-      </w:r>
-      <w:r>
-        <w:rPr>
-          <w:rFonts w:ascii="Calibri" w:hAnsi="Calibri"/>
-          <w:b w:val="0"/>
-          <w:i w:val="0"/>
-          <w:color w:val="333333"/>
-          <w:sz w:val="21"/>
-        </w:rPr>
-        <w:t xml:space="preserve"> llamada a la API de Anthropic </w:t>
-      </w:r>
-      <w:r>
-        <w:rPr>
-          <w:rFonts w:ascii="Calibri" w:hAnsi="Calibri"/>
-          <w:b/>
-          <w:i w:val="0"/>
-          <w:color w:val="333333"/>
-          <w:sz w:val="21"/>
-        </w:rPr>
-        <w:t>directamente desde el navegador</w:t>
-      </w:r>
-      <w:r>
-        <w:rPr>
-          <w:rFonts w:ascii="Calibri" w:hAnsi="Calibri"/>
-          <w:b w:val="0"/>
-          <w:i w:val="0"/>
-          <w:color w:val="333333"/>
-          <w:sz w:val="21"/>
-        </w:rPr>
-        <w:t>; un proxy local es opcional.</w:t>
-      </w:r>
-    </w:p>
-    <w:p>
-      <w:pPr>
-        <w:spacing w:after="40"/>
-        <w:ind w:left="340"/>
-      </w:pPr>
-      <w:r>
-        <w:rPr>
-          <w:rFonts w:ascii="Calibri" w:hAnsi="Calibri"/>
-          <w:b/>
-          <w:i w:val="0"/>
-          <w:color w:val="009845"/>
-          <w:sz w:val="21"/>
-        </w:rPr>
-        <w:t xml:space="preserve">▪  </w:t>
-      </w:r>
-      <w:r>
-        <w:rPr>
-          <w:rFonts w:ascii="Calibri" w:hAnsi="Calibri"/>
-          <w:b/>
-          <w:i w:val="0"/>
-          <w:color w:val="333333"/>
-          <w:sz w:val="21"/>
-        </w:rPr>
-        <w:t>Sin paso de compilación:</w:t>
-      </w:r>
-      <w:r>
-        <w:rPr>
-          <w:rFonts w:ascii="Calibri" w:hAnsi="Calibri"/>
-          <w:b w:val="0"/>
-          <w:i w:val="0"/>
-          <w:color w:val="333333"/>
-          <w:sz w:val="21"/>
-        </w:rPr>
-        <w:t xml:space="preserve"> JavaScript «vanilla» cargado mediante el sistema RequireJS de Qlik.</w:t>
-      </w:r>
-    </w:p>
-    <w:p>
-      <w:pPr>
-        <w:spacing w:before="280" w:after="120"/>
-        <w:pBdr>
-          <w:bottom w:val="single" w:sz="12" w:space="4" w:color="D7DCD9"/>
-        </w:pBdr>
-      </w:pPr>
-      <w:r>
-        <w:rPr>
-          <w:rFonts w:ascii="Calibri" w:hAnsi="Calibri"/>
-          <w:b/>
-          <w:i w:val="0"/>
-          <w:color w:val="007A38"/>
-          <w:sz w:val="32"/>
-        </w:rPr>
-        <w:t>2. Arquitectura de módulos</w:t>
-      </w:r>
-    </w:p>
-    <w:p>
-      <w:pPr>
-        <w:spacing w:after="100"/>
-      </w:pPr>
-      <w:r>
-        <w:rPr>
-          <w:rFonts w:ascii="Calibri" w:hAnsi="Calibri"/>
-          <w:b w:val="0"/>
-          <w:i w:val="0"/>
-          <w:color w:val="333333"/>
-          <w:sz w:val="21"/>
-        </w:rPr>
-        <w:t xml:space="preserve">Todos los módulos siguen el patrón RequireJS </w:t>
-      </w:r>
-      <w:r>
-        <w:rPr>
-          <w:rFonts w:ascii="Consolas" w:hAnsi="Consolas"/>
-          <w:b w:val="0"/>
-          <w:i w:val="0"/>
-          <w:color w:val="333333"/>
-          <w:sz w:val="21"/>
-        </w:rPr>
-        <w:t>define([deps], factory)</w:t>
-      </w:r>
-      <w:r>
-        <w:rPr>
-          <w:rFonts w:ascii="Calibri" w:hAnsi="Calibri"/>
-          <w:b w:val="0"/>
-          <w:i w:val="0"/>
-          <w:color w:val="333333"/>
-          <w:sz w:val="21"/>
-        </w:rPr>
-        <w:t xml:space="preserve">. El punto de entrada </w:t>
-      </w:r>
-      <w:r>
-        <w:rPr>
-          <w:rFonts w:ascii="Consolas" w:hAnsi="Consolas"/>
-          <w:b w:val="0"/>
-          <w:i w:val="0"/>
-          <w:color w:val="333333"/>
-          <w:sz w:val="21"/>
-        </w:rPr>
-        <w:t>AnthropicExtension.js</w:t>
-      </w:r>
-      <w:r>
-        <w:rPr>
-          <w:rFonts w:ascii="Calibri" w:hAnsi="Calibri"/>
-          <w:b w:val="0"/>
-          <w:i w:val="0"/>
-          <w:color w:val="333333"/>
-          <w:sz w:val="21"/>
-        </w:rPr>
-        <w:t xml:space="preserve"> delega en </w:t>
-      </w:r>
-      <w:r>
-        <w:rPr>
-          <w:rFonts w:ascii="Consolas" w:hAnsi="Consolas"/>
-          <w:b w:val="0"/>
-          <w:i w:val="0"/>
-          <w:color w:val="333333"/>
-          <w:sz w:val="21"/>
-        </w:rPr>
-        <w:t>js/main.js</w:t>
-      </w:r>
-      <w:r>
-        <w:rPr>
-          <w:rFonts w:ascii="Calibri" w:hAnsi="Calibri"/>
-          <w:b w:val="0"/>
-          <w:i w:val="0"/>
-          <w:color w:val="333333"/>
-          <w:sz w:val="21"/>
-        </w:rPr>
-        <w:t xml:space="preserve">, que expone el método </w:t>
-      </w:r>
-      <w:r>
-        <w:rPr>
-          <w:rFonts w:ascii="Consolas" w:hAnsi="Consolas"/>
-          <w:b w:val="0"/>
-          <w:i w:val="0"/>
-          <w:color w:val="333333"/>
-          <w:sz w:val="21"/>
-        </w:rPr>
-        <w:t>paint(element, layout)</w:t>
-      </w:r>
-      <w:r>
-        <w:rPr>
-          <w:rFonts w:ascii="Calibri" w:hAnsi="Calibri"/>
-          <w:b w:val="0"/>
-          <w:i w:val="0"/>
-          <w:color w:val="333333"/>
-          <w:sz w:val="21"/>
-        </w:rPr>
-        <w:t xml:space="preserve"> que Qlik invoca en cada ciclo de render. La inicialización de UI/selección se realiza </w:t>
-      </w:r>
-      <w:r>
-        <w:rPr>
-          <w:rFonts w:ascii="Calibri" w:hAnsi="Calibri"/>
-          <w:b/>
-          <w:i w:val="0"/>
-          <w:color w:val="333333"/>
-          <w:sz w:val="21"/>
-        </w:rPr>
-        <w:t>una sola vez por instancia</w:t>
-      </w:r>
-      <w:r>
-        <w:rPr>
-          <w:rFonts w:ascii="Calibri" w:hAnsi="Calibri"/>
-          <w:b w:val="0"/>
-          <w:i w:val="0"/>
-          <w:color w:val="333333"/>
-          <w:sz w:val="21"/>
-        </w:rPr>
-        <w:t xml:space="preserve"> (guarda de primera ejecución); las propiedades de Modelo y URL de proxy se aplican en cada llamada a </w:t>
-      </w:r>
-      <w:r>
-        <w:rPr>
-          <w:rFonts w:ascii="Consolas" w:hAnsi="Consolas"/>
-          <w:b w:val="0"/>
-          <w:i w:val="0"/>
-          <w:color w:val="333333"/>
-          <w:sz w:val="21"/>
-        </w:rPr>
-        <w:t>paint()</w:t>
-      </w:r>
-      <w:r>
-        <w:rPr>
-          <w:rFonts w:ascii="Calibri" w:hAnsi="Calibri"/>
-          <w:b w:val="0"/>
-          <w:i w:val="0"/>
-          <w:color w:val="333333"/>
-          <w:sz w:val="21"/>
-        </w:rPr>
-        <w:t>.</w:t>
-      </w:r>
-    </w:p>
-    <w:tbl>
-      <w:tblPr>
-        <w:tblStyle w:val="TableGrid"/>
-        <w:tblW w:type="auto" w:w="0"/>
-        <w:jc w:val="left"/>
-        <w:tblLayout w:type="fixed"/>
-        <w:tblLook w:firstColumn="1" w:firstRow="1" w:lastColumn="0" w:lastRow="0" w:noHBand="0" w:noVBand="1" w:val="04A0"/>
-      </w:tblPr>
-      <w:tblGrid>
-        <w:gridCol w:w="4986"/>
-        <w:gridCol w:w="4986"/>
-      </w:tblGrid>
-      <w:tr>
-        <w:tc>
-          <w:tcPr>
-            <w:tcW w:type="dxa" w:w="2608"/>
-            <w:shd w:val="clear" w:color="auto" w:fill="009845"/>
-          </w:tcPr>
-          <w:p>
-            <w:pPr>
-              <w:spacing w:after="20"/>
-            </w:pPr>
-            <w:r>
-              <w:rPr>
-                <w:rFonts w:ascii="Calibri" w:hAnsi="Calibri"/>
-                <w:b/>
-                <w:i w:val="0"/>
-                <w:color w:val="FFFFFF"/>
-                <w:sz w:val="19"/>
               </w:rPr>
               <w:t>Módulo</w:t>
             </w:r>
@@ -786,20 +349,16 @@
         </w:tc>
         <w:tc>
           <w:tcPr>
-            <w:tcW w:type="dxa" w:w="7030"/>
-            <w:shd w:val="clear" w:color="auto" w:fill="009845"/>
+            <w:tcW w:type="dxa" w:w="4824"/>
+            <w:shd w:val="clear" w:fill="C15F3C"/>
           </w:tcPr>
           <w:p>
-            <w:pPr>
-              <w:spacing w:after="20"/>
-            </w:pPr>
+            <w:r/>
             <w:r>
               <w:rPr>
-                <w:rFonts w:ascii="Calibri" w:hAnsi="Calibri"/>
                 <w:b/>
-                <w:i w:val="0"/>
                 <w:color w:val="FFFFFF"/>
-                <w:sz w:val="19"/>
+                <w:sz w:val="20"/>
               </w:rPr>
               <w:t>Responsabilidad</w:t>
             </w:r>
@@ -809,19 +368,14 @@
       <w:tr>
         <w:tc>
           <w:tcPr>
-            <w:tcW w:type="dxa" w:w="2608"/>
+            <w:tcW w:type="dxa" w:w="4824"/>
           </w:tcPr>
           <w:p>
-            <w:pPr>
-              <w:spacing w:after="20"/>
-            </w:pPr>
+            <w:r/>
             <w:r>
               <w:rPr>
-                <w:rFonts w:ascii="Consolas" w:hAnsi="Consolas"/>
                 <w:b w:val="0"/>
-                <w:i w:val="0"/>
-                <w:color w:val="333333"/>
-                <w:sz w:val="18"/>
+                <w:sz w:val="19"/>
               </w:rPr>
               <w:t>AnthropicExtension.js</w:t>
             </w:r>
@@ -829,19 +383,14 @@
         </w:tc>
         <w:tc>
           <w:tcPr>
-            <w:tcW w:type="dxa" w:w="7030"/>
+            <w:tcW w:type="dxa" w:w="4824"/>
           </w:tcPr>
           <w:p>
-            <w:pPr>
-              <w:spacing w:after="20"/>
-            </w:pPr>
+            <w:r/>
             <w:r>
               <w:rPr>
-                <w:rFonts w:ascii="Calibri" w:hAnsi="Calibri"/>
                 <w:b w:val="0"/>
-                <w:i w:val="0"/>
-                <w:color w:val="333333"/>
-                <w:sz w:val="18"/>
+                <w:sz w:val="19"/>
               </w:rPr>
               <w:t>Punto de entrada (shim RequireJS hacia js/main).</w:t>
             </w:r>
@@ -851,20 +400,14 @@
       <w:tr>
         <w:tc>
           <w:tcPr>
-            <w:tcW w:type="dxa" w:w="2608"/>
-            <w:shd w:val="clear" w:color="auto" w:fill="F7FAF8"/>
+            <w:tcW w:type="dxa" w:w="4824"/>
           </w:tcPr>
           <w:p>
-            <w:pPr>
-              <w:spacing w:after="20"/>
-            </w:pPr>
+            <w:r/>
             <w:r>
               <w:rPr>
-                <w:rFonts w:ascii="Consolas" w:hAnsi="Consolas"/>
                 <w:b w:val="0"/>
-                <w:i w:val="0"/>
-                <w:color w:val="333333"/>
-                <w:sz w:val="18"/>
+                <w:sz w:val="19"/>
               </w:rPr>
               <w:t>js/main.js</w:t>
             </w:r>
@@ -872,22 +415,16 @@
         </w:tc>
         <w:tc>
           <w:tcPr>
-            <w:tcW w:type="dxa" w:w="7030"/>
-            <w:shd w:val="clear" w:color="auto" w:fill="F7FAF8"/>
+            <w:tcW w:type="dxa" w:w="4824"/>
           </w:tcPr>
           <w:p>
-            <w:pPr>
-              <w:spacing w:after="20"/>
-            </w:pPr>
+            <w:r/>
             <w:r>
               <w:rPr>
-                <w:rFonts w:ascii="Calibri" w:hAnsi="Calibri"/>
                 <w:b w:val="0"/>
-                <w:i w:val="0"/>
-                <w:color w:val="333333"/>
-                <w:sz w:val="18"/>
+                <w:sz w:val="19"/>
               </w:rPr>
-              <w:t>Ciclo paint() de Qlik, panel de propiedades, guarda de primera ejecución.</w:t>
+              <w:t>Ciclo paint() de Qlik, panel de propiedades, guarda de primera ejecución, validación de config.</w:t>
             </w:r>
           </w:p>
         </w:tc>
@@ -895,19 +432,14 @@
       <w:tr>
         <w:tc>
           <w:tcPr>
-            <w:tcW w:type="dxa" w:w="2608"/>
+            <w:tcW w:type="dxa" w:w="4824"/>
           </w:tcPr>
           <w:p>
-            <w:pPr>
-              <w:spacing w:after="20"/>
-            </w:pPr>
+            <w:r/>
             <w:r>
               <w:rPr>
-                <w:rFonts w:ascii="Consolas" w:hAnsi="Consolas"/>
                 <w:b w:val="0"/>
-                <w:i w:val="0"/>
-                <w:color w:val="333333"/>
-                <w:sz w:val="18"/>
+                <w:sz w:val="19"/>
               </w:rPr>
               <w:t>js/ui-controller.js</w:t>
             </w:r>
@@ -915,21 +447,16 @@
         </w:tc>
         <w:tc>
           <w:tcPr>
-            <w:tcW w:type="dxa" w:w="7030"/>
+            <w:tcW w:type="dxa" w:w="4824"/>
           </w:tcPr>
           <w:p>
-            <w:pPr>
-              <w:spacing w:after="20"/>
-            </w:pPr>
+            <w:r/>
             <w:r>
               <w:rPr>
-                <w:rFonts w:ascii="Calibri" w:hAnsi="Calibri"/>
                 <w:b w:val="0"/>
-                <w:i w:val="0"/>
-                <w:color w:val="333333"/>
-                <w:sz w:val="18"/>
+                <w:sz w:val="19"/>
               </w:rPr>
-              <w:t>Panel flotante, hilo de conversación, selección de gráficos, ensamblado de la petición y aviso de payload (~65 KB).</w:t>
+              <w:t>Panel flotante, hilo de conversación, selección de gráficos, ensamblado de la petición, control de una única petición en curso (busy/abort) y guarda de payload.</w:t>
             </w:r>
           </w:p>
         </w:tc>
@@ -937,20 +464,14 @@
       <w:tr>
         <w:tc>
           <w:tcPr>
-            <w:tcW w:type="dxa" w:w="2608"/>
-            <w:shd w:val="clear" w:color="auto" w:fill="F7FAF8"/>
+            <w:tcW w:type="dxa" w:w="4824"/>
           </w:tcPr>
           <w:p>
-            <w:pPr>
-              <w:spacing w:after="20"/>
-            </w:pPr>
+            <w:r/>
             <w:r>
               <w:rPr>
-                <w:rFonts w:ascii="Consolas" w:hAnsi="Consolas"/>
                 <w:b w:val="0"/>
-                <w:i w:val="0"/>
-                <w:color w:val="333333"/>
-                <w:sz w:val="18"/>
+                <w:sz w:val="19"/>
               </w:rPr>
               <w:t>js/data-collector.js</w:t>
             </w:r>
@@ -958,22 +479,16 @@
         </w:tc>
         <w:tc>
           <w:tcPr>
-            <w:tcW w:type="dxa" w:w="7030"/>
-            <w:shd w:val="clear" w:color="auto" w:fill="F7FAF8"/>
+            <w:tcW w:type="dxa" w:w="4824"/>
           </w:tcPr>
           <w:p>
-            <w:pPr>
-              <w:spacing w:after="20"/>
-            </w:pPr>
+            <w:r/>
             <w:r>
               <w:rPr>
-                <w:rFonts w:ascii="Calibri" w:hAnsi="Calibri"/>
                 <w:b w:val="0"/>
-                <w:i w:val="0"/>
-                <w:color w:val="333333"/>
-                <w:sz w:val="18"/>
+                <w:sz w:val="19"/>
               </w:rPr>
-              <w:t>Extrae el hipercubo del objeto seleccionado y recoge el contexto de la app (tablas/campos + ítems maestros) una vez por sesión.</w:t>
+              <w:t>Extrae el hipercubo del objeto seleccionado y recoge el contexto de la app (tablas/campos + ítems maestros) una vez por sesión (memoización race-safe).</w:t>
             </w:r>
           </w:p>
         </w:tc>
@@ -981,19 +496,14 @@
       <w:tr>
         <w:tc>
           <w:tcPr>
-            <w:tcW w:type="dxa" w:w="2608"/>
+            <w:tcW w:type="dxa" w:w="4824"/>
           </w:tcPr>
           <w:p>
-            <w:pPr>
-              <w:spacing w:after="20"/>
-            </w:pPr>
+            <w:r/>
             <w:r>
               <w:rPr>
-                <w:rFonts w:ascii="Consolas" w:hAnsi="Consolas"/>
                 <w:b w:val="0"/>
-                <w:i w:val="0"/>
-                <w:color w:val="333333"/>
-                <w:sz w:val="18"/>
+                <w:sz w:val="19"/>
               </w:rPr>
               <w:t>js/data-format.js</w:t>
             </w:r>
@@ -1001,19 +511,14 @@
         </w:tc>
         <w:tc>
           <w:tcPr>
-            <w:tcW w:type="dxa" w:w="7030"/>
+            <w:tcW w:type="dxa" w:w="4824"/>
           </w:tcPr>
           <w:p>
-            <w:pPr>
-              <w:spacing w:after="20"/>
-            </w:pPr>
+            <w:r/>
             <w:r>
               <w:rPr>
-                <w:rFonts w:ascii="Calibri" w:hAnsi="Calibri"/>
                 <w:b w:val="0"/>
-                <w:i w:val="0"/>
-                <w:color w:val="333333"/>
-                <w:sz w:val="18"/>
+                <w:sz w:val="19"/>
               </w:rPr>
               <w:t>Compacta y formatea los datos para el LLM; estima tokens y recorta filas para no superar el presupuesto.</w:t>
             </w:r>
@@ -1023,20 +528,14 @@
       <w:tr>
         <w:tc>
           <w:tcPr>
-            <w:tcW w:type="dxa" w:w="2608"/>
-            <w:shd w:val="clear" w:color="auto" w:fill="F7FAF8"/>
+            <w:tcW w:type="dxa" w:w="4824"/>
           </w:tcPr>
           <w:p>
-            <w:pPr>
-              <w:spacing w:after="20"/>
-            </w:pPr>
+            <w:r/>
             <w:r>
               <w:rPr>
-                <w:rFonts w:ascii="Consolas" w:hAnsi="Consolas"/>
                 <w:b w:val="0"/>
-                <w:i w:val="0"/>
-                <w:color w:val="333333"/>
-                <w:sz w:val="18"/>
+                <w:sz w:val="19"/>
               </w:rPr>
               <w:t>js/anthropic-api.js</w:t>
             </w:r>
@@ -1044,22 +543,16 @@
         </w:tc>
         <w:tc>
           <w:tcPr>
-            <w:tcW w:type="dxa" w:w="7030"/>
-            <w:shd w:val="clear" w:color="auto" w:fill="F7FAF8"/>
+            <w:tcW w:type="dxa" w:w="4824"/>
           </w:tcPr>
           <w:p>
-            <w:pPr>
-              <w:spacing w:after="20"/>
-            </w:pPr>
+            <w:r/>
             <w:r>
               <w:rPr>
-                <w:rFonts w:ascii="Calibri" w:hAnsi="Calibri"/>
                 <w:b w:val="0"/>
-                <w:i w:val="0"/>
-                <w:color w:val="333333"/>
-                <w:sz w:val="18"/>
+                <w:sz w:val="19"/>
               </w:rPr>
-              <w:t>Construye el mensaje, elige el transporte (directo vs proxy) y realiza el POST con la clave en la cabecera x-api-key.</w:t>
+              <w:t>Construye el mensaje, resuelve el ÚNICO transporte (proxy) y realiza el POST con credentials:include para reenviar la sesión de Qlik. Soporta streaming (SSE).</w:t>
             </w:r>
           </w:p>
         </w:tc>
@@ -1067,41 +560,31 @@
       <w:tr>
         <w:tc>
           <w:tcPr>
-            <w:tcW w:type="dxa" w:w="2608"/>
+            <w:tcW w:type="dxa" w:w="4824"/>
           </w:tcPr>
           <w:p>
-            <w:pPr>
-              <w:spacing w:after="20"/>
-            </w:pPr>
+            <w:r/>
             <w:r>
               <w:rPr>
-                <w:rFonts w:ascii="Consolas" w:hAnsi="Consolas"/>
                 <w:b w:val="0"/>
-                <w:i w:val="0"/>
-                <w:color w:val="333333"/>
-                <w:sz w:val="18"/>
+                <w:sz w:val="19"/>
               </w:rPr>
-              <w:t>js/security.js</w:t>
+              <w:t>js/chart-builder.js</w:t>
             </w:r>
           </w:p>
         </w:tc>
         <w:tc>
           <w:tcPr>
-            <w:tcW w:type="dxa" w:w="7030"/>
+            <w:tcW w:type="dxa" w:w="4824"/>
           </w:tcPr>
           <w:p>
-            <w:pPr>
-              <w:spacing w:after="20"/>
-            </w:pPr>
+            <w:r/>
             <w:r>
               <w:rPr>
-                <w:rFonts w:ascii="Calibri" w:hAnsi="Calibri"/>
                 <w:b w:val="0"/>
-                <w:i w:val="0"/>
-                <w:color w:val="333333"/>
-                <w:sz w:val="18"/>
+                <w:sz w:val="19"/>
               </w:rPr>
-              <w:t>Cifra/descifra la clave de API en localStorage con CryptoJS AES.</w:t>
+              <w:t>Interpreta la especificación de gráfico de Claude, previsualiza y añade el gráfico a la hoja.</w:t>
             </w:r>
           </w:p>
         </w:tc>
@@ -1109,43 +592,31 @@
       <w:tr>
         <w:tc>
           <w:tcPr>
-            <w:tcW w:type="dxa" w:w="2608"/>
-            <w:shd w:val="clear" w:color="auto" w:fill="F7FAF8"/>
+            <w:tcW w:type="dxa" w:w="4824"/>
           </w:tcPr>
           <w:p>
-            <w:pPr>
-              <w:spacing w:after="20"/>
-            </w:pPr>
+            <w:r/>
             <w:r>
               <w:rPr>
-                <w:rFonts w:ascii="Consolas" w:hAnsi="Consolas"/>
                 <w:b w:val="0"/>
-                <w:i w:val="0"/>
-                <w:color w:val="333333"/>
-                <w:sz w:val="18"/>
+                <w:sz w:val="19"/>
               </w:rPr>
-              <w:t>js/chart-builder.js</w:t>
+              <w:t>js/formatting.js</w:t>
             </w:r>
           </w:p>
         </w:tc>
         <w:tc>
           <w:tcPr>
-            <w:tcW w:type="dxa" w:w="7030"/>
-            <w:shd w:val="clear" w:color="auto" w:fill="F7FAF8"/>
+            <w:tcW w:type="dxa" w:w="4824"/>
           </w:tcPr>
           <w:p>
-            <w:pPr>
-              <w:spacing w:after="20"/>
-            </w:pPr>
+            <w:r/>
             <w:r>
               <w:rPr>
-                <w:rFonts w:ascii="Calibri" w:hAnsi="Calibri"/>
                 <w:b w:val="0"/>
-                <w:i w:val="0"/>
-                <w:color w:val="333333"/>
-                <w:sz w:val="18"/>
+                <w:sz w:val="19"/>
               </w:rPr>
-              <w:t>Interpreta la especificación de gráfico de Claude, previsualiza y añade el gráfico a la hoja vía la API de visualización de Qlik.</w:t>
+              <w:t>Renderiza la respuesta Markdown a HTML saneado (DOMPurify, fail-closed).</w:t>
             </w:r>
           </w:p>
         </w:tc>
@@ -1153,41 +624,31 @@
       <w:tr>
         <w:tc>
           <w:tcPr>
-            <w:tcW w:type="dxa" w:w="2608"/>
+            <w:tcW w:type="dxa" w:w="4824"/>
           </w:tcPr>
           <w:p>
-            <w:pPr>
-              <w:spacing w:after="20"/>
-            </w:pPr>
+            <w:r/>
             <w:r>
               <w:rPr>
-                <w:rFonts w:ascii="Consolas" w:hAnsi="Consolas"/>
                 <w:b w:val="0"/>
-                <w:i w:val="0"/>
-                <w:color w:val="333333"/>
-                <w:sz w:val="18"/>
+                <w:sz w:val="19"/>
               </w:rPr>
-              <w:t>js/formatting.js</w:t>
+              <w:t>js/config-validate.js</w:t>
             </w:r>
           </w:p>
         </w:tc>
         <w:tc>
           <w:tcPr>
-            <w:tcW w:type="dxa" w:w="7030"/>
+            <w:tcW w:type="dxa" w:w="4824"/>
           </w:tcPr>
           <w:p>
-            <w:pPr>
-              <w:spacing w:after="20"/>
-            </w:pPr>
+            <w:r/>
             <w:r>
               <w:rPr>
-                <w:rFonts w:ascii="Calibri" w:hAnsi="Calibri"/>
                 <w:b w:val="0"/>
-                <w:i w:val="0"/>
-                <w:color w:val="333333"/>
-                <w:sz w:val="18"/>
+                <w:sz w:val="19"/>
               </w:rPr>
-              <w:t>Renderiza la respuesta Markdown a HTML (saneado).</w:t>
+              <w:t>Valida la configuración al iniciar; los problemas se muestran en el panel en lugar de romper el render.</w:t>
             </w:r>
           </w:p>
         </w:tc>
@@ -1195,20 +656,46 @@
       <w:tr>
         <w:tc>
           <w:tcPr>
-            <w:tcW w:type="dxa" w:w="2608"/>
-            <w:shd w:val="clear" w:color="auto" w:fill="F7FAF8"/>
+            <w:tcW w:type="dxa" w:w="4824"/>
           </w:tcPr>
           <w:p>
-            <w:pPr>
-              <w:spacing w:after="20"/>
-            </w:pPr>
+            <w:r/>
             <w:r>
               <w:rPr>
-                <w:rFonts w:ascii="Consolas" w:hAnsi="Consolas"/>
                 <w:b w:val="0"/>
-                <w:i w:val="0"/>
-                <w:color w:val="333333"/>
-                <w:sz w:val="18"/>
+                <w:sz w:val="19"/>
+              </w:rPr>
+              <w:t>js/log.js</w:t>
+            </w:r>
+          </w:p>
+        </w:tc>
+        <w:tc>
+          <w:tcPr>
+            <w:tcW w:type="dxa" w:w="4824"/>
+          </w:tcPr>
+          <w:p>
+            <w:r/>
+            <w:r>
+              <w:rPr>
+                <w:b w:val="0"/>
+                <w:sz w:val="19"/>
+              </w:rPr>
+              <w:t>Envoltura de consola con niveles (ERROR/WARN/INFO/DEBUG) controlados por config.LOG_LEVEL.</w:t>
+            </w:r>
+          </w:p>
+        </w:tc>
+      </w:tr>
+      <w:tr>
+        <w:tc>
+          <w:tcPr>
+            <w:tcW w:type="dxa" w:w="4824"/>
+          </w:tcPr>
+          <w:p>
+            <w:r/>
+            <w:r>
+              <w:rPr>
+                <w:b w:val="0"/>
+                <w:sz w:val="19"/>
               </w:rPr>
               <w:t>js/template.js</w:t>
             </w:r>
@@ -1216,20 +703,14 @@
         </w:tc>
         <w:tc>
           <w:tcPr>
-            <w:tcW w:type="dxa" w:w="7030"/>
-            <w:shd w:val="clear" w:color="auto" w:fill="F7FAF8"/>
+            <w:tcW w:type="dxa" w:w="4824"/>
           </w:tcPr>
           <w:p>
-            <w:pPr>
-              <w:spacing w:after="20"/>
-            </w:pPr>
+            <w:r/>
             <w:r>
               <w:rPr>
-                <w:rFonts w:ascii="Calibri" w:hAnsi="Calibri"/>
                 <w:b w:val="0"/>
-                <w:i w:val="0"/>
-                <w:color w:val="333333"/>
-                <w:sz w:val="18"/>
+                <w:sz w:val="19"/>
               </w:rPr>
               <w:t>Marcado HTML del panel (inyectado por ui-controller).</w:t>
             </w:r>
@@ -1239,19 +720,14 @@
       <w:tr>
         <w:tc>
           <w:tcPr>
-            <w:tcW w:type="dxa" w:w="2608"/>
+            <w:tcW w:type="dxa" w:w="4824"/>
           </w:tcPr>
           <w:p>
-            <w:pPr>
-              <w:spacing w:after="20"/>
-            </w:pPr>
+            <w:r/>
             <w:r>
               <w:rPr>
-                <w:rFonts w:ascii="Consolas" w:hAnsi="Consolas"/>
                 <w:b w:val="0"/>
-                <w:i w:val="0"/>
-                <w:color w:val="333333"/>
-                <w:sz w:val="18"/>
+                <w:sz w:val="19"/>
               </w:rPr>
               <w:t>js/config.js</w:t>
             </w:r>
@@ -1259,668 +735,449 @@
         </w:tc>
         <w:tc>
           <w:tcPr>
-            <w:tcW w:type="dxa" w:w="7030"/>
+            <w:tcW w:type="dxa" w:w="4824"/>
           </w:tcPr>
           <w:p>
-            <w:pPr>
-              <w:spacing w:after="20"/>
-            </w:pPr>
+            <w:r/>
             <w:r>
               <w:rPr>
-                <w:rFonts w:ascii="Calibri" w:hAnsi="Calibri"/>
                 <w:b w:val="0"/>
-                <w:i w:val="0"/>
-                <w:color w:val="333333"/>
-                <w:sz w:val="18"/>
+                <w:sz w:val="19"/>
               </w:rPr>
-              <w:t>Única fuente de verdad: modelo, endpoint, tokens, límites y prompt.</w:t>
+              <w:t>Única fuente de verdad: modelo, endpoints de proxy, tokens, límites, niveles de log y prompt.</w:t>
             </w:r>
           </w:p>
         </w:tc>
       </w:tr>
     </w:tbl>
+    <w:p/>
     <w:p>
-      <w:pPr>
-        <w:spacing w:after="80"/>
-      </w:pPr>
       <w:r>
         <w:rPr>
-          <w:rFonts w:ascii="Calibri" w:hAnsi="Calibri"/>
-          <w:b w:val="0"/>
-          <w:i/>
-          <w:color w:val="595959"/>
-          <w:sz w:val="18"/>
-        </w:rPr>
-        <w:t>Librerías empaquetadas (sin CDN): CryptoJS 4.2.0 (AES) y marked (Markdown → HTML).</w:t>
-      </w:r>
-    </w:p>
-    <w:p>
-      <w:r>
-        <w:br w:type="page"/>
-      </w:r>
-    </w:p>
-    <w:p>
-      <w:pPr>
-        <w:spacing w:before="280" w:after="120"/>
-        <w:pBdr>
-          <w:bottom w:val="single" w:sz="12" w:space="4" w:color="D7DCD9"/>
-        </w:pBdr>
-      </w:pPr>
-      <w:r>
-        <w:rPr>
-          <w:rFonts w:ascii="Calibri" w:hAnsi="Calibri"/>
           <w:b/>
-          <w:i w:val="0"/>
-          <w:color w:val="007A38"/>
-          <w:sz w:val="32"/>
+          <w:color w:val="C15F3C"/>
+          <w:sz w:val="30"/>
         </w:rPr>
         <w:t>3. Flujo de petición de extremo a extremo</w:t>
       </w:r>
     </w:p>
     <w:p>
       <w:pPr>
-        <w:spacing w:after="40"/>
-        <w:ind w:left="340"/>
+        <w:pStyle w:val="ListBullet"/>
       </w:pPr>
       <w:r>
-        <w:rPr>
-          <w:rFonts w:ascii="Calibri" w:hAnsi="Calibri"/>
-          <w:b/>
-          <w:i w:val="0"/>
-          <w:color w:val="009845"/>
-          <w:sz w:val="21"/>
-        </w:rPr>
-        <w:t xml:space="preserve">▪  </w:t>
-      </w:r>
-      <w:r>
-        <w:rPr>
-          <w:rFonts w:ascii="Calibri" w:hAnsi="Calibri"/>
-          <w:b/>
-          <w:i w:val="0"/>
-          <w:color w:val="333333"/>
-          <w:sz w:val="21"/>
-        </w:rPr>
-        <w:t>Selección:</w:t>
-      </w:r>
-      <w:r>
-        <w:rPr>
-          <w:rFonts w:ascii="Calibri" w:hAnsi="Calibri"/>
-          <w:b w:val="0"/>
-          <w:i w:val="0"/>
-          <w:color w:val="333333"/>
-          <w:sz w:val="21"/>
-        </w:rPr>
-        <w:t xml:space="preserve"> el clic se detecta vía la clase DOM </w:t>
-      </w:r>
-      <w:r>
-        <w:rPr>
-          <w:rFonts w:ascii="Consolas" w:hAnsi="Consolas"/>
-          <w:b w:val="0"/>
-          <w:i w:val="0"/>
-          <w:color w:val="333333"/>
-          <w:sz w:val="21"/>
-        </w:rPr>
-        <w:t>qv-object-&lt;id&gt;</w:t>
-      </w:r>
-      <w:r>
-        <w:rPr>
-          <w:rFonts w:ascii="Calibri" w:hAnsi="Calibri"/>
-          <w:b w:val="0"/>
-          <w:i w:val="0"/>
-          <w:color w:val="333333"/>
-          <w:sz w:val="21"/>
-        </w:rPr>
-        <w:t>; se extrae el hipercubo completo del objeto (hasta el tope de celdas).</w:t>
+        <w:t>Selección: el click se detecta vía la clase DOM qv-object-&lt;id&gt;; se extrae el hipercubo del objeto (hasta el tope de celdas permitido).</w:t>
       </w:r>
     </w:p>
     <w:p>
       <w:pPr>
-        <w:spacing w:after="40"/>
-        <w:ind w:left="340"/>
+        <w:pStyle w:val="ListBullet"/>
       </w:pPr>
       <w:r>
-        <w:rPr>
-          <w:rFonts w:ascii="Calibri" w:hAnsi="Calibri"/>
-          <w:b/>
-          <w:i w:val="0"/>
-          <w:color w:val="009845"/>
-          <w:sz w:val="21"/>
-        </w:rPr>
-        <w:t xml:space="preserve">▪  </w:t>
-      </w:r>
-      <w:r>
-        <w:rPr>
-          <w:rFonts w:ascii="Calibri" w:hAnsi="Calibri"/>
-          <w:b/>
-          <w:i w:val="0"/>
-          <w:color w:val="333333"/>
-          <w:sz w:val="21"/>
-        </w:rPr>
-        <w:t>Contexto de la app (solo 1.ª petición):</w:t>
-      </w:r>
-      <w:r>
-        <w:rPr>
-          <w:rFonts w:ascii="Calibri" w:hAnsi="Calibri"/>
-          <w:b w:val="0"/>
-          <w:i w:val="0"/>
-          <w:color w:val="333333"/>
-          <w:sz w:val="21"/>
-        </w:rPr>
-        <w:t xml:space="preserve"> </w:t>
-      </w:r>
-      <w:r>
-        <w:rPr>
-          <w:rFonts w:ascii="Consolas" w:hAnsi="Consolas"/>
-          <w:b w:val="0"/>
-          <w:i w:val="0"/>
-          <w:color w:val="333333"/>
-          <w:sz w:val="21"/>
-        </w:rPr>
-        <w:t>getAppContextCached()</w:t>
-      </w:r>
-      <w:r>
-        <w:rPr>
-          <w:rFonts w:ascii="Calibri" w:hAnsi="Calibri"/>
-          <w:b w:val="0"/>
-          <w:i w:val="0"/>
-          <w:color w:val="333333"/>
-          <w:sz w:val="21"/>
-        </w:rPr>
-        <w:t xml:space="preserve"> obtiene nombres reales de tablas y campos e ítems maestros (dimensiones/medidas con sus expresiones) y los cachea durante la sesión.</w:t>
+        <w:t>Contexto de la app (solo en la primera petición): getAppContextCached() obtiene nombres reales de tablas y campos e ítems maestros (dimensiones/medidas con sus expresiones) y los cachea durante la sesión.</w:t>
       </w:r>
     </w:p>
     <w:p>
       <w:pPr>
-        <w:spacing w:after="40"/>
-        <w:ind w:left="340"/>
+        <w:pStyle w:val="ListBullet"/>
       </w:pPr>
       <w:r>
-        <w:rPr>
-          <w:rFonts w:ascii="Calibri" w:hAnsi="Calibri"/>
-          <w:b/>
-          <w:i w:val="0"/>
-          <w:color w:val="009845"/>
-          <w:sz w:val="21"/>
-        </w:rPr>
-        <w:t xml:space="preserve">▪  </w:t>
-      </w:r>
-      <w:r>
-        <w:rPr>
-          <w:rFonts w:ascii="Calibri" w:hAnsi="Calibri"/>
-          <w:b/>
-          <w:i w:val="0"/>
-          <w:color w:val="333333"/>
-          <w:sz w:val="21"/>
-        </w:rPr>
-        <w:t>Formateo y presupuesto:</w:t>
-      </w:r>
-      <w:r>
-        <w:rPr>
-          <w:rFonts w:ascii="Calibri" w:hAnsi="Calibri"/>
-          <w:b w:val="0"/>
-          <w:i w:val="0"/>
-          <w:color w:val="333333"/>
-          <w:sz w:val="21"/>
-        </w:rPr>
-        <w:t xml:space="preserve"> se compactan los datos y se estiman tokens (~4 caracteres por token), recortando filas según </w:t>
-      </w:r>
-      <w:r>
-        <w:rPr>
-          <w:rFonts w:ascii="Consolas" w:hAnsi="Consolas"/>
-          <w:b w:val="0"/>
-          <w:i w:val="0"/>
-          <w:color w:val="333333"/>
-          <w:sz w:val="21"/>
-        </w:rPr>
-        <w:t>MAX_ROWS</w:t>
-      </w:r>
-      <w:r>
-        <w:rPr>
-          <w:rFonts w:ascii="Calibri" w:hAnsi="Calibri"/>
-          <w:b w:val="0"/>
-          <w:i w:val="0"/>
-          <w:color w:val="333333"/>
-          <w:sz w:val="21"/>
-        </w:rPr>
-        <w:t>.</w:t>
+        <w:t>Formateo y presupuesto: se compactan los datos y se estiman tokens (~4 caracteres por token), recortando filas según MAX_ROWS.</w:t>
       </w:r>
     </w:p>
     <w:p>
       <w:pPr>
-        <w:spacing w:after="40"/>
-        <w:ind w:left="340"/>
+        <w:pStyle w:val="ListBullet"/>
       </w:pPr>
       <w:r>
-        <w:rPr>
-          <w:rFonts w:ascii="Calibri" w:hAnsi="Calibri"/>
-          <w:b/>
-          <w:i w:val="0"/>
-          <w:color w:val="009845"/>
-          <w:sz w:val="21"/>
-        </w:rPr>
-        <w:t xml:space="preserve">▪  </w:t>
-      </w:r>
-      <w:r>
-        <w:rPr>
-          <w:rFonts w:ascii="Calibri" w:hAnsi="Calibri"/>
-          <w:b/>
-          <w:i w:val="0"/>
-          <w:color w:val="333333"/>
-          <w:sz w:val="21"/>
-        </w:rPr>
-        <w:t>Ensamblado:</w:t>
-      </w:r>
-      <w:r>
-        <w:rPr>
-          <w:rFonts w:ascii="Calibri" w:hAnsi="Calibri"/>
-          <w:b w:val="0"/>
-          <w:i w:val="0"/>
-          <w:color w:val="333333"/>
-          <w:sz w:val="21"/>
-        </w:rPr>
-        <w:t xml:space="preserve"> ui-controller construye </w:t>
-      </w:r>
-      <w:r>
-        <w:rPr>
-          <w:rFonts w:ascii="Consolas" w:hAnsi="Consolas"/>
-          <w:b w:val="0"/>
-          <w:i w:val="0"/>
-          <w:color w:val="333333"/>
-          <w:sz w:val="21"/>
-        </w:rPr>
-        <w:t>{ userPrompt, chartData, context, systemPrompt, history }</w:t>
-      </w:r>
-      <w:r>
-        <w:rPr>
-          <w:rFonts w:ascii="Calibri" w:hAnsi="Calibri"/>
-          <w:b w:val="0"/>
-          <w:i w:val="0"/>
-          <w:color w:val="333333"/>
-          <w:sz w:val="21"/>
-        </w:rPr>
-        <w:t>. Si el payload supera ~65 KB, se pide confirmación.</w:t>
+        <w:t>Ensamblado: ui-controller construye { userPrompt, chartData, context, systemPrompt, history }. Si el payload supera ~65 KB se pide confirmación; por encima de 1 MB se bloquea.</w:t>
       </w:r>
     </w:p>
     <w:p>
       <w:pPr>
-        <w:spacing w:after="40"/>
-        <w:ind w:left="340"/>
+        <w:pStyle w:val="ListBullet"/>
       </w:pPr>
       <w:r>
-        <w:rPr>
-          <w:rFonts w:ascii="Calibri" w:hAnsi="Calibri"/>
-          <w:b/>
-          <w:i w:val="0"/>
-          <w:color w:val="009845"/>
-          <w:sz w:val="21"/>
-        </w:rPr>
-        <w:t xml:space="preserve">▪  </w:t>
-      </w:r>
-      <w:r>
-        <w:rPr>
-          <w:rFonts w:ascii="Calibri" w:hAnsi="Calibri"/>
-          <w:b/>
-          <w:i w:val="0"/>
-          <w:color w:val="333333"/>
-          <w:sz w:val="21"/>
-        </w:rPr>
-        <w:t>Guarda de contexto:</w:t>
-      </w:r>
-      <w:r>
-        <w:rPr>
-          <w:rFonts w:ascii="Calibri" w:hAnsi="Calibri"/>
-          <w:b w:val="0"/>
-          <w:i w:val="0"/>
-          <w:color w:val="333333"/>
-          <w:sz w:val="21"/>
-        </w:rPr>
-        <w:t xml:space="preserve"> si la estimación supera la ventana del modelo, el usuario puede truncar los datos para que quepan o cancelar.</w:t>
+        <w:t>Guarda de contexto: si la estimación supera la ventana del modelo, el usuario puede truncar los datos o cancelar.</w:t>
       </w:r>
     </w:p>
     <w:p>
       <w:pPr>
-        <w:spacing w:after="40"/>
-        <w:ind w:left="340"/>
+        <w:pStyle w:val="ListBullet"/>
       </w:pPr>
       <w:r>
-        <w:rPr>
-          <w:rFonts w:ascii="Calibri" w:hAnsi="Calibri"/>
-          <w:b/>
-          <w:i w:val="0"/>
-          <w:color w:val="009845"/>
-          <w:sz w:val="21"/>
-        </w:rPr>
-        <w:t xml:space="preserve">▪  </w:t>
-      </w:r>
-      <w:r>
-        <w:rPr>
-          <w:rFonts w:ascii="Calibri" w:hAnsi="Calibri"/>
-          <w:b/>
-          <w:i w:val="0"/>
-          <w:color w:val="333333"/>
-          <w:sz w:val="21"/>
-        </w:rPr>
-        <w:t>Transporte:</w:t>
-      </w:r>
-      <w:r>
-        <w:rPr>
-          <w:rFonts w:ascii="Calibri" w:hAnsi="Calibri"/>
-          <w:b w:val="0"/>
-          <w:i w:val="0"/>
-          <w:color w:val="333333"/>
-          <w:sz w:val="21"/>
-        </w:rPr>
-        <w:t xml:space="preserve"> </w:t>
-      </w:r>
-      <w:r>
-        <w:rPr>
-          <w:rFonts w:ascii="Consolas" w:hAnsi="Consolas"/>
-          <w:b w:val="0"/>
-          <w:i w:val="0"/>
-          <w:color w:val="333333"/>
-          <w:sz w:val="21"/>
-        </w:rPr>
-        <w:t>buildTransport()</w:t>
-      </w:r>
-      <w:r>
-        <w:rPr>
-          <w:rFonts w:ascii="Calibri" w:hAnsi="Calibri"/>
-          <w:b w:val="0"/>
-          <w:i w:val="0"/>
-          <w:color w:val="333333"/>
-          <w:sz w:val="21"/>
-        </w:rPr>
-        <w:t xml:space="preserve"> elige endpoint directo o proxy según </w:t>
-      </w:r>
-      <w:r>
-        <w:rPr>
-          <w:rFonts w:ascii="Consolas" w:hAnsi="Consolas"/>
-          <w:b w:val="0"/>
-          <w:i w:val="0"/>
-          <w:color w:val="333333"/>
-          <w:sz w:val="21"/>
-        </w:rPr>
-        <w:t>config.API.PROXY_URL</w:t>
-      </w:r>
-      <w:r>
-        <w:rPr>
-          <w:rFonts w:ascii="Calibri" w:hAnsi="Calibri"/>
-          <w:b w:val="0"/>
-          <w:i w:val="0"/>
-          <w:color w:val="333333"/>
-          <w:sz w:val="21"/>
-        </w:rPr>
-        <w:t>.</w:t>
+        <w:t>Transporte: una única ruta al proxy (config.API.PROXY_URL para modelos hospedados; config.API.LOCAL.URL para modelos locales). El navegador no lleva clave alguna.</w:t>
       </w:r>
     </w:p>
     <w:p>
       <w:pPr>
-        <w:spacing w:after="40"/>
-        <w:ind w:left="340"/>
+        <w:pStyle w:val="ListBullet"/>
       </w:pPr>
       <w:r>
-        <w:rPr>
-          <w:rFonts w:ascii="Calibri" w:hAnsi="Calibri"/>
-          <w:b/>
-          <w:i w:val="0"/>
-          <w:color w:val="009845"/>
-          <w:sz w:val="21"/>
-        </w:rPr>
-        <w:t xml:space="preserve">▪  </w:t>
-      </w:r>
-      <w:r>
-        <w:rPr>
-          <w:rFonts w:ascii="Calibri" w:hAnsi="Calibri"/>
-          <w:b/>
-          <w:i w:val="0"/>
-          <w:color w:val="333333"/>
-          <w:sz w:val="21"/>
-        </w:rPr>
-        <w:t>Llamada:</w:t>
-      </w:r>
-      <w:r>
-        <w:rPr>
-          <w:rFonts w:ascii="Calibri" w:hAnsi="Calibri"/>
-          <w:b w:val="0"/>
-          <w:i w:val="0"/>
-          <w:color w:val="333333"/>
-          <w:sz w:val="21"/>
-        </w:rPr>
-        <w:t xml:space="preserve"> POST con la clave (descifrada en el navegador) en </w:t>
-      </w:r>
-      <w:r>
-        <w:rPr>
-          <w:rFonts w:ascii="Consolas" w:hAnsi="Consolas"/>
-          <w:b w:val="0"/>
-          <w:i w:val="0"/>
-          <w:color w:val="333333"/>
-          <w:sz w:val="21"/>
-        </w:rPr>
-        <w:t>x-api-key</w:t>
-      </w:r>
-      <w:r>
-        <w:rPr>
-          <w:rFonts w:ascii="Calibri" w:hAnsi="Calibri"/>
-          <w:b w:val="0"/>
-          <w:i w:val="0"/>
-          <w:color w:val="333333"/>
-          <w:sz w:val="21"/>
-        </w:rPr>
-        <w:t>; tiempo de espera de 60 s.</w:t>
+        <w:t>Llamada: POST al proxy con credentials:include, de modo que el navegador adjunta automáticamente la cookie de sesión de Qlik. El proxy valida la sesión, inyecta la clave y reenvía al upstream.</w:t>
       </w:r>
     </w:p>
     <w:p>
       <w:pPr>
-        <w:spacing w:after="40"/>
-        <w:ind w:left="340"/>
+        <w:pStyle w:val="ListBullet"/>
       </w:pPr>
       <w:r>
-        <w:rPr>
-          <w:rFonts w:ascii="Calibri" w:hAnsi="Calibri"/>
-          <w:b/>
-          <w:i w:val="0"/>
-          <w:color w:val="009845"/>
-          <w:sz w:val="21"/>
-        </w:rPr>
-        <w:t xml:space="preserve">▪  </w:t>
-      </w:r>
-      <w:r>
-        <w:rPr>
-          <w:rFonts w:ascii="Calibri" w:hAnsi="Calibri"/>
-          <w:b/>
-          <w:i w:val="0"/>
-          <w:color w:val="333333"/>
-          <w:sz w:val="21"/>
-        </w:rPr>
-        <w:t>Render:</w:t>
-      </w:r>
-      <w:r>
-        <w:rPr>
-          <w:rFonts w:ascii="Calibri" w:hAnsi="Calibri"/>
-          <w:b w:val="0"/>
-          <w:i w:val="0"/>
-          <w:color w:val="333333"/>
-          <w:sz w:val="21"/>
-        </w:rPr>
-        <w:t xml:space="preserve"> la respuesta se renderiza como Markdown en el hilo, con botón de copia.</w:t>
+        <w:t>Render: la respuesta se renderiza como Markdown saneado en el hilo, con botón de copia. Con streaming, token a token.</w:t>
       </w:r>
     </w:p>
     <w:p>
       <w:pPr>
-        <w:spacing w:after="40"/>
-        <w:ind w:left="340"/>
+        <w:pStyle w:val="ListBullet"/>
       </w:pPr>
       <w:r>
-        <w:rPr>
-          <w:rFonts w:ascii="Calibri" w:hAnsi="Calibri"/>
-          <w:b/>
-          <w:i w:val="0"/>
-          <w:color w:val="009845"/>
-          <w:sz w:val="21"/>
-        </w:rPr>
-        <w:t xml:space="preserve">▪  </w:t>
-      </w:r>
-      <w:r>
-        <w:rPr>
-          <w:rFonts w:ascii="Calibri" w:hAnsi="Calibri"/>
-          <w:b/>
-          <w:i w:val="0"/>
-          <w:color w:val="333333"/>
-          <w:sz w:val="21"/>
-        </w:rPr>
-        <w:t>Gráfico sugerido (opcional):</w:t>
-      </w:r>
-      <w:r>
-        <w:rPr>
-          <w:rFonts w:ascii="Calibri" w:hAnsi="Calibri"/>
-          <w:b w:val="0"/>
-          <w:i w:val="0"/>
-          <w:color w:val="333333"/>
-          <w:sz w:val="21"/>
-        </w:rPr>
-        <w:t xml:space="preserve"> chart-builder previsualiza y, en modo edición, añade el objeto a la hoja como el usuario autenticado.</w:t>
+        <w:t>Gráfico sugerido (opcional): chart-builder previsualiza y, en modo edición, añade el objeto a la hoja como el usuario autenticado.</w:t>
       </w:r>
     </w:p>
     <w:p>
-      <w:pPr>
-        <w:spacing w:before="280" w:after="120"/>
-        <w:pBdr>
-          <w:bottom w:val="single" w:sz="12" w:space="4" w:color="D7DCD9"/>
-        </w:pBdr>
-      </w:pPr>
       <w:r>
         <w:rPr>
-          <w:rFonts w:ascii="Calibri" w:hAnsi="Calibri"/>
           <w:b/>
-          <w:i w:val="0"/>
-          <w:color w:val="007A38"/>
-          <w:sz w:val="32"/>
+          <w:color w:val="C15F3C"/>
+          <w:sz w:val="30"/>
         </w:rPr>
-        <w:t>4. Especificación de la API</w:t>
+        <w:t>4. El proxy endurecido</w:t>
       </w:r>
     </w:p>
     <w:p>
-      <w:pPr>
-        <w:spacing w:before="140" w:after="40"/>
-      </w:pPr>
+      <w:r>
+        <w:t>El proxy (carpeta proxy/, Node.js + Express) es el punto donde vive la clave y donde se autentica al llamante. Sus capas de endurecimiento (especificaciones P01–P07):</w:t>
+      </w:r>
+    </w:p>
+    <w:tbl>
+      <w:tblPr>
+        <w:tblStyle w:val="TableGrid"/>
+        <w:tblW w:type="auto" w:w="0"/>
+        <w:tblLook w:firstColumn="1" w:firstRow="1" w:lastColumn="0" w:lastRow="0" w:noHBand="0" w:noVBand="1" w:val="04A0"/>
+      </w:tblPr>
+      <w:tblGrid>
+        <w:gridCol w:w="4824"/>
+        <w:gridCol w:w="4824"/>
+      </w:tblGrid>
+      <w:tr>
+        <w:tc>
+          <w:tcPr>
+            <w:tcW w:type="dxa" w:w="4824"/>
+            <w:shd w:val="clear" w:fill="C15F3C"/>
+          </w:tcPr>
+          <w:p>
+            <w:r/>
+            <w:r>
+              <w:rPr>
+                <w:b/>
+                <w:color w:val="FFFFFF"/>
+                <w:sz w:val="20"/>
+              </w:rPr>
+              <w:t>Capa</w:t>
+            </w:r>
+          </w:p>
+        </w:tc>
+        <w:tc>
+          <w:tcPr>
+            <w:tcW w:type="dxa" w:w="4824"/>
+            <w:shd w:val="clear" w:fill="C15F3C"/>
+          </w:tcPr>
+          <w:p>
+            <w:r/>
+            <w:r>
+              <w:rPr>
+                <w:b/>
+                <w:color w:val="FFFFFF"/>
+                <w:sz w:val="20"/>
+              </w:rPr>
+              <w:t>Función</w:t>
+            </w:r>
+          </w:p>
+        </w:tc>
+      </w:tr>
+      <w:tr>
+        <w:tc>
+          <w:tcPr>
+            <w:tcW w:type="dxa" w:w="4824"/>
+          </w:tcPr>
+          <w:p>
+            <w:r/>
+            <w:r>
+              <w:rPr>
+                <w:b w:val="0"/>
+                <w:sz w:val="19"/>
+              </w:rPr>
+              <w:t>Custodia de credenciales (P01)</w:t>
+            </w:r>
+          </w:p>
+        </w:tc>
+        <w:tc>
+          <w:tcPr>
+            <w:tcW w:type="dxa" w:w="4824"/>
+          </w:tcPr>
+          <w:p>
+            <w:r/>
+            <w:r>
+              <w:rPr>
+                <w:b w:val="0"/>
+                <w:sz w:val="19"/>
+              </w:rPr>
+              <w:t>La clave de Anthropic se guarda en el servidor (variable de entorno ANTHROPIC_API_KEY), se inyecta por petición y se elimina cualquier cabecera de clave enviada por el cliente.</w:t>
+            </w:r>
+          </w:p>
+        </w:tc>
+      </w:tr>
+      <w:tr>
+        <w:tc>
+          <w:tcPr>
+            <w:tcW w:type="dxa" w:w="4824"/>
+          </w:tcPr>
+          <w:p>
+            <w:r/>
+            <w:r>
+              <w:rPr>
+                <w:b w:val="0"/>
+                <w:sz w:val="19"/>
+              </w:rPr>
+              <w:t>Autenticación del llamante (P02)</w:t>
+            </w:r>
+          </w:p>
+        </w:tc>
+        <w:tc>
+          <w:tcPr>
+            <w:tcW w:type="dxa" w:w="4824"/>
+          </w:tcPr>
+          <w:p>
+            <w:r/>
+            <w:r>
+              <w:rPr>
+                <w:b w:val="0"/>
+                <w:sz w:val="19"/>
+              </w:rPr>
+              <w:t>Valida la sesión de Qlik contra la API de QPS por TLS mutuo antes de cualquier llamada upstream. En el despliegue same-site el navegador envía la cookie X-Qlik-Session automáticamente (un virtual proxy con prefijo usa X-Qlik-Session-&lt;prefijo&gt;).</w:t>
+            </w:r>
+          </w:p>
+        </w:tc>
+      </w:tr>
+      <w:tr>
+        <w:tc>
+          <w:tcPr>
+            <w:tcW w:type="dxa" w:w="4824"/>
+          </w:tcPr>
+          <w:p>
+            <w:r/>
+            <w:r>
+              <w:rPr>
+                <w:b w:val="0"/>
+                <w:sz w:val="19"/>
+              </w:rPr>
+              <w:t>Concurrencia y resiliencia (P03)</w:t>
+            </w:r>
+          </w:p>
+        </w:tc>
+        <w:tc>
+          <w:tcPr>
+            <w:tcW w:type="dxa" w:w="4824"/>
+          </w:tcPr>
+          <w:p>
+            <w:r/>
+            <w:r>
+              <w:rPr>
+                <w:b w:val="0"/>
+                <w:sz w:val="19"/>
+              </w:rPr>
+              <w:t>Control de admisión con límites global y por usuario, cola FIFO acotada (503 + Retry-After al desbordar), backpressure en streaming y drenado ordenado al apagar.</w:t>
+            </w:r>
+          </w:p>
+        </w:tc>
+      </w:tr>
+      <w:tr>
+        <w:tc>
+          <w:tcPr>
+            <w:tcW w:type="dxa" w:w="4824"/>
+          </w:tcPr>
+          <w:p>
+            <w:r/>
+            <w:r>
+              <w:rPr>
+                <w:b w:val="0"/>
+                <w:sz w:val="19"/>
+              </w:rPr>
+              <w:t>Validación y allowlist (P04)</w:t>
+            </w:r>
+          </w:p>
+        </w:tc>
+        <w:tc>
+          <w:tcPr>
+            <w:tcW w:type="dxa" w:w="4824"/>
+          </w:tcPr>
+          <w:p>
+            <w:r/>
+            <w:r>
+              <w:rPr>
+                <w:b w:val="0"/>
+                <w:sz w:val="19"/>
+              </w:rPr>
+              <w:t>Validación de esquema por ruta, tope de tamaño de cuerpo y lista blanca de modelos en el servidor: se rechaza lo inválido/excesivo/no permitido.</w:t>
+            </w:r>
+          </w:p>
+        </w:tc>
+      </w:tr>
+      <w:tr>
+        <w:tc>
+          <w:tcPr>
+            <w:tcW w:type="dxa" w:w="4824"/>
+          </w:tcPr>
+          <w:p>
+            <w:r/>
+            <w:r>
+              <w:rPr>
+                <w:b w:val="0"/>
+                <w:sz w:val="19"/>
+              </w:rPr>
+              <w:t>Transporte y CORS (P05)</w:t>
+            </w:r>
+          </w:p>
+        </w:tc>
+        <w:tc>
+          <w:tcPr>
+            <w:tcW w:type="dxa" w:w="4824"/>
+          </w:tcPr>
+          <w:p>
+            <w:r/>
+            <w:r>
+              <w:rPr>
+                <w:b w:val="0"/>
+                <w:sz w:val="19"/>
+              </w:rPr>
+              <w:t>Allowlist estricta de orígenes, cabeceras de seguridad, suelo de TLS moderno y límite de tasa por IP.</w:t>
+            </w:r>
+          </w:p>
+        </w:tc>
+      </w:tr>
+      <w:tr>
+        <w:tc>
+          <w:tcPr>
+            <w:tcW w:type="dxa" w:w="4824"/>
+          </w:tcPr>
+          <w:p>
+            <w:r/>
+            <w:r>
+              <w:rPr>
+                <w:b w:val="0"/>
+                <w:sz w:val="19"/>
+              </w:rPr>
+              <w:t>Observabilidad y servicio (P06)</w:t>
+            </w:r>
+          </w:p>
+        </w:tc>
+        <w:tc>
+          <w:tcPr>
+            <w:tcW w:type="dxa" w:w="4824"/>
+          </w:tcPr>
+          <w:p>
+            <w:r/>
+            <w:r>
+              <w:rPr>
+                <w:b w:val="0"/>
+                <w:sz w:val="19"/>
+              </w:rPr>
+              <w:t>Logs JSON estructurados con niveles, log de auditoría separado (sin cuerpos ni secretos), /health · /ready · /metrics, validación de configuración al arrancar y wrapper de servicio de Windows.</w:t>
+            </w:r>
+          </w:p>
+        </w:tc>
+      </w:tr>
+    </w:tbl>
+    <w:p/>
+    <w:p>
       <w:r>
         <w:rPr>
-          <w:rFonts w:ascii="Calibri" w:hAnsi="Calibri"/>
           <w:b/>
-          <w:i w:val="0"/>
-          <w:color w:val="595959"/>
-          <w:sz w:val="21"/>
+          <w:color w:val="C15F3C"/>
+          <w:sz w:val="30"/>
         </w:rPr>
-        <w:t>Llamada directa (predeterminada)</w:t>
+        <w:t>5. Especificación de la API (proxy)</w:t>
       </w:r>
     </w:p>
     <w:p>
-      <w:pPr>
-        <w:spacing w:before="60" w:after="140"/>
-        <w:ind w:left="170"/>
-        <w:shd w:val="clear" w:color="auto" w:fill="F2F4F3"/>
-      </w:pPr>
+      <w:r>
+        <w:rPr>
+          <w:b/>
+          <w:color w:val="2E3440"/>
+          <w:sz w:val="24"/>
+        </w:rPr>
+        <w:t>Rutas</w:t>
+      </w:r>
+    </w:p>
+    <w:p>
+      <w:pPr/>
       <w:r>
         <w:rPr>
           <w:rFonts w:ascii="Consolas" w:hAnsi="Consolas"/>
-          <w:b w:val="0"/>
-          <w:i w:val="0"/>
-          <w:color w:val="333333"/>
+          <w:color w:val="222222"/>
           <w:sz w:val="18"/>
         </w:rPr>
-        <w:t>POST https://api.anthropic.com/v1/messages</w:t>
+        <w:t>POST /api/anthropic   → reenvía a api.anthropic.com/v1/messages (la clave la inyecta el proxy)</w:t>
         <w:br/>
-        <w:t>Content-Type: application/json</w:t>
+        <w:t>POST /api/ollama      → reenvía a un servidor Ollama local (formato OpenAI chat-completions)</w:t>
         <w:br/>
-        <w:t>x-api-key: &lt;clave descifrada&gt;</w:t>
-        <w:br/>
-        <w:t>anthropic-version: 2023-06-01</w:t>
-        <w:br/>
-        <w:t>anthropic-dangerous-direct-browser-access: true</w:t>
+        <w:t>GET  /health          → liveness      GET /ready → readiness      GET /metrics → contadores</w:t>
       </w:r>
     </w:p>
     <w:p>
-      <w:pPr>
-        <w:spacing w:before="140" w:after="40"/>
-      </w:pPr>
       <w:r>
         <w:rPr>
-          <w:rFonts w:ascii="Calibri" w:hAnsi="Calibri"/>
           <w:b/>
-          <w:i w:val="0"/>
-          <w:color w:val="595959"/>
-          <w:sz w:val="21"/>
+          <w:color w:val="2E3440"/>
+          <w:sz w:val="24"/>
         </w:rPr>
-        <w:t>Llamada vía proxy (opcional)</w:t>
+        <w:t>Petición del cliente al proxy</w:t>
       </w:r>
     </w:p>
     <w:p>
-      <w:pPr>
-        <w:spacing w:before="60" w:after="140"/>
-        <w:ind w:left="170"/>
-        <w:shd w:val="clear" w:color="auto" w:fill="F2F4F3"/>
-      </w:pPr>
+      <w:pPr/>
       <w:r>
         <w:rPr>
           <w:rFonts w:ascii="Consolas" w:hAnsi="Consolas"/>
-          <w:b w:val="0"/>
-          <w:i w:val="0"/>
-          <w:color w:val="333333"/>
+          <w:color w:val="222222"/>
           <w:sz w:val="18"/>
         </w:rPr>
         <w:t>POST &lt;config.API.PROXY_URL&gt;</w:t>
         <w:br/>
         <w:t>Content-Type: application/json</w:t>
         <w:br/>
-        <w:t>x-api-key: &lt;clave descifrada&gt;</w:t>
+        <w:t>Cookie: X-Qlik-Session=&lt;sesión&gt;   (enviada automáticamente por el navegador, same-site)</w:t>
         <w:br/>
-        <w:t>(el proxy debe reenviar a api.anthropic.com/v1/messages y devolver el cuerpo sin alterar)</w:t>
+        <w:t>(el navegador NO envía ninguna clave de API; el proxy la añade en el servidor)</w:t>
       </w:r>
     </w:p>
     <w:p>
-      <w:pPr>
-        <w:spacing w:before="140" w:after="40"/>
-      </w:pPr>
       <w:r>
-        <w:rPr>
-          <w:rFonts w:ascii="Calibri" w:hAnsi="Calibri"/>
-          <w:b/>
-          <w:i w:val="0"/>
-          <w:color w:val="595959"/>
-          <w:sz w:val="21"/>
-        </w:rPr>
-        <w:t>Parámetros y modelos</w:t>
+        <w:t>Prompt de sistema por defecto: “You are a business analyst and expert Qlik Sense user. Be concise. Always aggregate the data and show absolute values and percentages. Focus on insights that would help business decision making. Present your analysis in a structured format with bullet points for key findings.”</w:t>
       </w:r>
     </w:p>
     <w:tbl>
       <w:tblPr>
         <w:tblStyle w:val="TableGrid"/>
         <w:tblW w:type="auto" w:w="0"/>
-        <w:jc w:val="left"/>
-        <w:tblLayout w:type="fixed"/>
         <w:tblLook w:firstColumn="1" w:firstRow="1" w:lastColumn="0" w:lastRow="0" w:noHBand="0" w:noVBand="1" w:val="04A0"/>
       </w:tblPr>
       <w:tblGrid>
-        <w:gridCol w:w="4986"/>
-        <w:gridCol w:w="4986"/>
+        <w:gridCol w:w="4824"/>
+        <w:gridCol w:w="4824"/>
       </w:tblGrid>
       <w:tr>
         <w:tc>
           <w:tcPr>
-            <w:tcW w:type="dxa" w:w="3061"/>
-            <w:shd w:val="clear" w:color="auto" w:fill="009845"/>
+            <w:tcW w:type="dxa" w:w="4824"/>
+            <w:shd w:val="clear" w:fill="C15F3C"/>
           </w:tcPr>
           <w:p>
-            <w:pPr>
-              <w:spacing w:after="20"/>
-            </w:pPr>
+            <w:r/>
             <w:r>
               <w:rPr>
-                <w:rFonts w:ascii="Calibri" w:hAnsi="Calibri"/>
                 <w:b/>
-                <w:i w:val="0"/>
                 <w:color w:val="FFFFFF"/>
-                <w:sz w:val="19"/>
+                <w:sz w:val="20"/>
               </w:rPr>
               <w:t>Parámetro</w:t>
             </w:r>
@@ -1928,20 +1185,16 @@
         </w:tc>
         <w:tc>
           <w:tcPr>
-            <w:tcW w:type="dxa" w:w="6576"/>
-            <w:shd w:val="clear" w:color="auto" w:fill="009845"/>
+            <w:tcW w:type="dxa" w:w="4824"/>
+            <w:shd w:val="clear" w:fill="C15F3C"/>
           </w:tcPr>
           <w:p>
-            <w:pPr>
-              <w:spacing w:after="20"/>
-            </w:pPr>
+            <w:r/>
             <w:r>
               <w:rPr>
-                <w:rFonts w:ascii="Calibri" w:hAnsi="Calibri"/>
                 <w:b/>
-                <w:i w:val="0"/>
                 <w:color w:val="FFFFFF"/>
-                <w:sz w:val="19"/>
+                <w:sz w:val="20"/>
               </w:rPr>
               <w:t>Valor</w:t>
             </w:r>
@@ -1951,41 +1204,31 @@
       <w:tr>
         <w:tc>
           <w:tcPr>
-            <w:tcW w:type="dxa" w:w="3061"/>
+            <w:tcW w:type="dxa" w:w="4824"/>
           </w:tcPr>
           <w:p>
-            <w:pPr>
-              <w:spacing w:after="20"/>
-            </w:pPr>
+            <w:r/>
             <w:r>
               <w:rPr>
-                <w:rFonts w:ascii="Calibri" w:hAnsi="Calibri"/>
                 <w:b w:val="0"/>
-                <w:i w:val="0"/>
-                <w:color w:val="333333"/>
-                <w:sz w:val="18"/>
+                <w:sz w:val="19"/>
               </w:rPr>
-              <w:t>Endpoint directo</w:t>
+              <w:t>Endpoint del proxy (hosted)</w:t>
             </w:r>
           </w:p>
         </w:tc>
         <w:tc>
           <w:tcPr>
-            <w:tcW w:type="dxa" w:w="6576"/>
+            <w:tcW w:type="dxa" w:w="4824"/>
           </w:tcPr>
           <w:p>
-            <w:pPr>
-              <w:spacing w:after="20"/>
-            </w:pPr>
+            <w:r/>
             <w:r>
               <w:rPr>
-                <w:rFonts w:ascii="Consolas" w:hAnsi="Consolas"/>
                 <w:b w:val="0"/>
-                <w:i w:val="0"/>
-                <w:color w:val="333333"/>
-                <w:sz w:val="18"/>
+                <w:sz w:val="19"/>
               </w:rPr>
-              <w:t>https://api.anthropic.com/v1/messages</w:t>
+              <w:t>https://&lt;host&gt;:3000/api/anthropic (por defecto en config.js: localhost)</w:t>
             </w:r>
           </w:p>
         </w:tc>
@@ -1993,20 +1236,46 @@
       <w:tr>
         <w:tc>
           <w:tcPr>
-            <w:tcW w:type="dxa" w:w="3061"/>
-            <w:shd w:val="clear" w:color="auto" w:fill="F7FAF8"/>
+            <w:tcW w:type="dxa" w:w="4824"/>
           </w:tcPr>
           <w:p>
-            <w:pPr>
-              <w:spacing w:after="20"/>
-            </w:pPr>
+            <w:r/>
             <w:r>
               <w:rPr>
-                <w:rFonts w:ascii="Calibri" w:hAnsi="Calibri"/>
                 <w:b w:val="0"/>
-                <w:i w:val="0"/>
-                <w:color w:val="333333"/>
-                <w:sz w:val="18"/>
+                <w:sz w:val="19"/>
+              </w:rPr>
+              <w:t>Endpoint del proxy (local)</w:t>
+            </w:r>
+          </w:p>
+        </w:tc>
+        <w:tc>
+          <w:tcPr>
+            <w:tcW w:type="dxa" w:w="4824"/>
+          </w:tcPr>
+          <w:p>
+            <w:r/>
+            <w:r>
+              <w:rPr>
+                <w:b w:val="0"/>
+                <w:sz w:val="19"/>
+              </w:rPr>
+              <w:t>https://&lt;host&gt;:3000/api/ollama</w:t>
+            </w:r>
+          </w:p>
+        </w:tc>
+      </w:tr>
+      <w:tr>
+        <w:tc>
+          <w:tcPr>
+            <w:tcW w:type="dxa" w:w="4824"/>
+          </w:tcPr>
+          <w:p>
+            <w:r/>
+            <w:r>
+              <w:rPr>
+                <w:b w:val="0"/>
+                <w:sz w:val="19"/>
               </w:rPr>
               <w:t>Modelo predeterminado</w:t>
             </w:r>
@@ -2014,20 +1283,14 @@
         </w:tc>
         <w:tc>
           <w:tcPr>
-            <w:tcW w:type="dxa" w:w="6576"/>
-            <w:shd w:val="clear" w:color="auto" w:fill="F7FAF8"/>
+            <w:tcW w:type="dxa" w:w="4824"/>
           </w:tcPr>
           <w:p>
-            <w:pPr>
-              <w:spacing w:after="20"/>
-            </w:pPr>
+            <w:r/>
             <w:r>
               <w:rPr>
-                <w:rFonts w:ascii="Consolas" w:hAnsi="Consolas"/>
                 <w:b w:val="0"/>
-                <w:i w:val="0"/>
-                <w:color w:val="333333"/>
-                <w:sz w:val="18"/>
+                <w:sz w:val="19"/>
               </w:rPr>
               <w:t>claude-haiku-4-5</w:t>
             </w:r>
@@ -2037,19 +1300,14 @@
       <w:tr>
         <w:tc>
           <w:tcPr>
-            <w:tcW w:type="dxa" w:w="3061"/>
+            <w:tcW w:type="dxa" w:w="4824"/>
           </w:tcPr>
           <w:p>
-            <w:pPr>
-              <w:spacing w:after="20"/>
-            </w:pPr>
+            <w:r/>
             <w:r>
               <w:rPr>
-                <w:rFonts w:ascii="Calibri" w:hAnsi="Calibri"/>
                 <w:b w:val="0"/>
-                <w:i w:val="0"/>
-                <w:color w:val="333333"/>
-                <w:sz w:val="18"/>
+                <w:sz w:val="19"/>
               </w:rPr>
               <w:t>Modelos disponibles</w:t>
             </w:r>
@@ -2057,21 +1315,16 @@
         </w:tc>
         <w:tc>
           <w:tcPr>
-            <w:tcW w:type="dxa" w:w="6576"/>
+            <w:tcW w:type="dxa" w:w="4824"/>
           </w:tcPr>
           <w:p>
-            <w:pPr>
-              <w:spacing w:after="20"/>
-            </w:pPr>
+            <w:r/>
             <w:r>
               <w:rPr>
-                <w:rFonts w:ascii="Consolas" w:hAnsi="Consolas"/>
                 <w:b w:val="0"/>
-                <w:i w:val="0"/>
-                <w:color w:val="333333"/>
-                <w:sz w:val="18"/>
+                <w:sz w:val="19"/>
               </w:rPr>
-              <w:t>claude-haiku-4-5, claude-sonnet-4-6, claude-opus-4-8</w:t>
+              <w:t>claude-haiku-4-5, claude-sonnet-4-6, claude-opus-4-8, Ministral 3 8B/3B (local)</w:t>
             </w:r>
           </w:p>
         </w:tc>
@@ -2079,20 +1332,14 @@
       <w:tr>
         <w:tc>
           <w:tcPr>
-            <w:tcW w:type="dxa" w:w="3061"/>
-            <w:shd w:val="clear" w:color="auto" w:fill="F7FAF8"/>
+            <w:tcW w:type="dxa" w:w="4824"/>
           </w:tcPr>
           <w:p>
-            <w:pPr>
-              <w:spacing w:after="20"/>
-            </w:pPr>
+            <w:r/>
             <w:r>
               <w:rPr>
-                <w:rFonts w:ascii="Calibri" w:hAnsi="Calibri"/>
                 <w:b w:val="0"/>
-                <w:i w:val="0"/>
-                <w:color w:val="333333"/>
-                <w:sz w:val="18"/>
+                <w:sz w:val="19"/>
               </w:rPr>
               <w:t>max_tokens</w:t>
             </w:r>
@@ -2100,20 +1347,14 @@
         </w:tc>
         <w:tc>
           <w:tcPr>
-            <w:tcW w:type="dxa" w:w="6576"/>
-            <w:shd w:val="clear" w:color="auto" w:fill="F7FAF8"/>
+            <w:tcW w:type="dxa" w:w="4824"/>
           </w:tcPr>
           <w:p>
-            <w:pPr>
-              <w:spacing w:after="20"/>
-            </w:pPr>
+            <w:r/>
             <w:r>
               <w:rPr>
-                <w:rFonts w:ascii="Consolas" w:hAnsi="Consolas"/>
                 <w:b w:val="0"/>
-                <w:i w:val="0"/>
-                <w:color w:val="333333"/>
-                <w:sz w:val="18"/>
+                <w:sz w:val="19"/>
               </w:rPr>
               <w:t>4000</w:t>
             </w:r>
@@ -2123,41 +1364,31 @@
       <w:tr>
         <w:tc>
           <w:tcPr>
-            <w:tcW w:type="dxa" w:w="3061"/>
+            <w:tcW w:type="dxa" w:w="4824"/>
           </w:tcPr>
           <w:p>
-            <w:pPr>
-              <w:spacing w:after="20"/>
-            </w:pPr>
+            <w:r/>
             <w:r>
               <w:rPr>
-                <w:rFonts w:ascii="Calibri" w:hAnsi="Calibri"/>
                 <w:b w:val="0"/>
-                <w:i w:val="0"/>
-                <w:color w:val="333333"/>
-                <w:sz w:val="18"/>
+                <w:sz w:val="19"/>
               </w:rPr>
-              <w:t>anthropic-version</w:t>
+              <w:t>Tiempo de espera</w:t>
             </w:r>
           </w:p>
         </w:tc>
         <w:tc>
           <w:tcPr>
-            <w:tcW w:type="dxa" w:w="6576"/>
+            <w:tcW w:type="dxa" w:w="4824"/>
           </w:tcPr>
           <w:p>
-            <w:pPr>
-              <w:spacing w:after="20"/>
-            </w:pPr>
+            <w:r/>
             <w:r>
               <w:rPr>
-                <w:rFonts w:ascii="Consolas" w:hAnsi="Consolas"/>
                 <w:b w:val="0"/>
-                <w:i w:val="0"/>
-                <w:color w:val="333333"/>
-                <w:sz w:val="18"/>
+                <w:sz w:val="19"/>
               </w:rPr>
-              <w:t>2023-06-01</w:t>
+              <w:t>60 000 ms (hosted) · 300 000 ms (modelo local)</w:t>
             </w:r>
           </w:p>
         </w:tc>
@@ -2165,63 +1396,14 @@
       <w:tr>
         <w:tc>
           <w:tcPr>
-            <w:tcW w:type="dxa" w:w="3061"/>
-            <w:shd w:val="clear" w:color="auto" w:fill="F7FAF8"/>
+            <w:tcW w:type="dxa" w:w="4824"/>
           </w:tcPr>
           <w:p>
-            <w:pPr>
-              <w:spacing w:after="20"/>
-            </w:pPr>
+            <w:r/>
             <w:r>
               <w:rPr>
-                <w:rFonts w:ascii="Calibri" w:hAnsi="Calibri"/>
                 <w:b w:val="0"/>
-                <w:i w:val="0"/>
-                <w:color w:val="333333"/>
-                <w:sz w:val="18"/>
-              </w:rPr>
-              <w:t>Tiempo de espera</w:t>
-            </w:r>
-          </w:p>
-        </w:tc>
-        <w:tc>
-          <w:tcPr>
-            <w:tcW w:type="dxa" w:w="6576"/>
-            <w:shd w:val="clear" w:color="auto" w:fill="F7FAF8"/>
-          </w:tcPr>
-          <w:p>
-            <w:pPr>
-              <w:spacing w:after="20"/>
-            </w:pPr>
-            <w:r>
-              <w:rPr>
-                <w:rFonts w:ascii="Consolas" w:hAnsi="Consolas"/>
-                <w:b w:val="0"/>
-                <w:i w:val="0"/>
-                <w:color w:val="333333"/>
-                <w:sz w:val="18"/>
-              </w:rPr>
-              <w:t>60000 ms (60 s)</w:t>
-            </w:r>
-          </w:p>
-        </w:tc>
-      </w:tr>
-      <w:tr>
-        <w:tc>
-          <w:tcPr>
-            <w:tcW w:type="dxa" w:w="3061"/>
-          </w:tcPr>
-          <w:p>
-            <w:pPr>
-              <w:spacing w:after="20"/>
-            </w:pPr>
-            <w:r>
-              <w:rPr>
-                <w:rFonts w:ascii="Calibri" w:hAnsi="Calibri"/>
-                <w:b w:val="0"/>
-                <w:i w:val="0"/>
-                <w:color w:val="333333"/>
-                <w:sz w:val="18"/>
+                <w:sz w:val="19"/>
               </w:rPr>
               <w:t>Ventana de contexto (aprox.)</w:t>
             </w:r>
@@ -2229,957 +1411,210 @@
         </w:tc>
         <w:tc>
           <w:tcPr>
-            <w:tcW w:type="dxa" w:w="6576"/>
+            <w:tcW w:type="dxa" w:w="4824"/>
           </w:tcPr>
           <w:p>
-            <w:pPr>
-              <w:spacing w:after="20"/>
-            </w:pPr>
+            <w:r/>
             <w:r>
               <w:rPr>
-                <w:rFonts w:ascii="Consolas" w:hAnsi="Consolas"/>
                 <w:b w:val="0"/>
-                <w:i w:val="0"/>
-                <w:color w:val="333333"/>
-                <w:sz w:val="18"/>
+                <w:sz w:val="19"/>
               </w:rPr>
-              <w:t>200000 tokens (por modelo)</w:t>
+              <w:t>200 000 tokens (hosted) · 8 192 (Ministral local)</w:t>
             </w:r>
           </w:p>
         </w:tc>
       </w:tr>
     </w:tbl>
+    <w:p/>
     <w:p>
-      <w:pPr>
-        <w:spacing w:after="80"/>
-      </w:pPr>
       <w:r>
         <w:rPr>
-          <w:rFonts w:ascii="Calibri" w:hAnsi="Calibri"/>
-          <w:b w:val="0"/>
-          <w:i/>
-          <w:color w:val="595959"/>
-          <w:sz w:val="18"/>
+          <w:b/>
+          <w:color w:val="C15F3C"/>
+          <w:sz w:val="30"/>
         </w:rPr>
-        <w:t>Prompt de sistema por defecto: «You are a business analyst and expert Qlik Sense user. Be concise. Always aggregate the data and show absolute values and percentages. Focus on insights that would help business decision making. Present your analysis in a structured format with bullet points for key findings.»</w:t>
+        <w:t>6. Modelo de seguridad</w:t>
       </w:r>
     </w:p>
     <w:p>
       <w:r>
-        <w:br w:type="page"/>
+        <w:rPr>
+          <w:b/>
+          <w:color w:val="2E3440"/>
+          <w:sz w:val="24"/>
+        </w:rPr>
+        <w:t>¿Dónde vive la clave de API?</w:t>
       </w:r>
     </w:p>
     <w:p>
       <w:pPr>
-        <w:spacing w:before="280" w:after="120"/>
-        <w:pBdr>
-          <w:bottom w:val="single" w:sz="12" w:space="4" w:color="D7DCD9"/>
-        </w:pBdr>
+        <w:pStyle w:val="ListBullet"/>
       </w:pPr>
       <w:r>
-        <w:rPr>
-          <w:rFonts w:ascii="Calibri" w:hAnsi="Calibri"/>
-          <w:b/>
-          <w:i w:val="0"/>
-          <w:color w:val="007A38"/>
-          <w:sz w:val="32"/>
-        </w:rPr>
-        <w:t>5. Modelo de seguridad</w:t>
+        <w:t>En el proxy, en el servidor (variable de entorno ANTHROPIC_API_KEY). El navegador nunca la ve ni la almacena.</w:t>
       </w:r>
     </w:p>
     <w:p>
       <w:pPr>
-        <w:spacing w:before="140" w:after="40"/>
+        <w:pStyle w:val="ListBullet"/>
       </w:pPr>
       <w:r>
-        <w:rPr>
-          <w:rFonts w:ascii="Calibri" w:hAnsi="Calibri"/>
-          <w:b/>
-          <w:i w:val="0"/>
-          <w:color w:val="595959"/>
-          <w:sz w:val="21"/>
-        </w:rPr>
-        <w:t>Almacenamiento de la clave de API</w:t>
+        <w:t>El proxy elimina cualquier cabecera de clave que un cliente pudiera enviar e inyecta la suya propia por petición.</w:t>
       </w:r>
     </w:p>
     <w:p>
       <w:pPr>
-        <w:spacing w:after="40"/>
-        <w:ind w:left="340"/>
+        <w:pStyle w:val="ListBullet"/>
       </w:pPr>
       <w:r>
-        <w:rPr>
-          <w:rFonts w:ascii="Calibri" w:hAnsi="Calibri"/>
-          <w:b/>
-          <w:i w:val="0"/>
-          <w:color w:val="009845"/>
-          <w:sz w:val="21"/>
-        </w:rPr>
-        <w:t xml:space="preserve">▪  </w:t>
+        <w:t>Ya no hay CryptoJS, ni localStorage, ni passphrase empaquetada: esa superficie de riesgo se ha eliminado por completo.</w:t>
       </w:r>
+    </w:p>
+    <w:p>
       <w:r>
         <w:rPr>
-          <w:rFonts w:ascii="Calibri" w:hAnsi="Calibri"/>
-          <w:b w:val="0"/>
-          <w:i w:val="0"/>
-          <w:color w:val="333333"/>
-          <w:sz w:val="21"/>
+          <w:b/>
+          <w:color w:val="2E3440"/>
+          <w:sz w:val="24"/>
         </w:rPr>
-        <w:t xml:space="preserve">La clave se cifra con </w:t>
-      </w:r>
-      <w:r>
-        <w:rPr>
-          <w:rFonts w:ascii="Calibri" w:hAnsi="Calibri"/>
-          <w:b/>
-          <w:i w:val="0"/>
-          <w:color w:val="333333"/>
-          <w:sz w:val="21"/>
-        </w:rPr>
-        <w:t>CryptoJS AES</w:t>
-      </w:r>
-      <w:r>
-        <w:rPr>
-          <w:rFonts w:ascii="Calibri" w:hAnsi="Calibri"/>
-          <w:b w:val="0"/>
-          <w:i w:val="0"/>
-          <w:color w:val="333333"/>
-          <w:sz w:val="21"/>
-        </w:rPr>
-        <w:t xml:space="preserve"> y se guarda en </w:t>
-      </w:r>
-      <w:r>
-        <w:rPr>
-          <w:rFonts w:ascii="Consolas" w:hAnsi="Consolas"/>
-          <w:b w:val="0"/>
-          <w:i w:val="0"/>
-          <w:color w:val="333333"/>
-          <w:sz w:val="21"/>
-        </w:rPr>
-        <w:t>localStorage</w:t>
-      </w:r>
-      <w:r>
-        <w:rPr>
-          <w:rFonts w:ascii="Calibri" w:hAnsi="Calibri"/>
-          <w:b w:val="0"/>
-          <w:i w:val="0"/>
-          <w:color w:val="333333"/>
-          <w:sz w:val="21"/>
-        </w:rPr>
-        <w:t xml:space="preserve"> bajo una clave compartida (</w:t>
-      </w:r>
-      <w:r>
-        <w:rPr>
-          <w:rFonts w:ascii="Consolas" w:hAnsi="Consolas"/>
-          <w:b w:val="0"/>
-          <w:i w:val="0"/>
-          <w:color w:val="333333"/>
-          <w:sz w:val="21"/>
-        </w:rPr>
-        <w:t>anthropic_api_key</w:t>
-      </w:r>
-      <w:r>
-        <w:rPr>
-          <w:rFonts w:ascii="Calibri" w:hAnsi="Calibri"/>
-          <w:b w:val="0"/>
-          <w:i w:val="0"/>
-          <w:color w:val="333333"/>
-          <w:sz w:val="21"/>
-        </w:rPr>
-        <w:t>), no por app.</w:t>
+        <w:t>Autenticación</w:t>
       </w:r>
     </w:p>
     <w:p>
       <w:pPr>
-        <w:spacing w:after="40"/>
-        <w:ind w:left="340"/>
+        <w:pStyle w:val="ListBullet"/>
       </w:pPr>
       <w:r>
-        <w:rPr>
-          <w:rFonts w:ascii="Calibri" w:hAnsi="Calibri"/>
-          <w:b/>
-          <w:i w:val="0"/>
-          <w:color w:val="009845"/>
-          <w:sz w:val="21"/>
-        </w:rPr>
-        <w:t xml:space="preserve">▪  </w:t>
-      </w:r>
-      <w:r>
-        <w:rPr>
-          <w:rFonts w:ascii="Calibri" w:hAnsi="Calibri"/>
-          <w:b w:val="0"/>
-          <w:i w:val="0"/>
-          <w:color w:val="333333"/>
-          <w:sz w:val="21"/>
-        </w:rPr>
-        <w:t xml:space="preserve">La passphrase AES está </w:t>
-      </w:r>
-      <w:r>
-        <w:rPr>
-          <w:rFonts w:ascii="Calibri" w:hAnsi="Calibri"/>
-          <w:b/>
-          <w:i w:val="0"/>
-          <w:color w:val="333333"/>
-          <w:sz w:val="21"/>
-        </w:rPr>
-        <w:t>empaquetada en la extensión</w:t>
-      </w:r>
-      <w:r>
-        <w:rPr>
-          <w:rFonts w:ascii="Calibri" w:hAnsi="Calibri"/>
-          <w:b w:val="0"/>
-          <w:i w:val="0"/>
-          <w:color w:val="333333"/>
-          <w:sz w:val="21"/>
-        </w:rPr>
-        <w:t xml:space="preserve">: se trata de </w:t>
-      </w:r>
-      <w:r>
-        <w:rPr>
-          <w:rFonts w:ascii="Calibri" w:hAnsi="Calibri"/>
-          <w:b/>
-          <w:i w:val="0"/>
-          <w:color w:val="333333"/>
-          <w:sz w:val="21"/>
-        </w:rPr>
-        <w:t>ofuscación, no de secreto fuerte</w:t>
-      </w:r>
-      <w:r>
-        <w:rPr>
-          <w:rFonts w:ascii="Calibri" w:hAnsi="Calibri"/>
-          <w:b w:val="0"/>
-          <w:i w:val="0"/>
-          <w:color w:val="333333"/>
-          <w:sz w:val="21"/>
-        </w:rPr>
-        <w:t>. Adecuado solo para demos internas on-prem.</w:t>
+        <w:t>El proxy valida de forma independiente la sesión de Qlik del llamante (nunca confía en una identidad afirmada por el cliente) y resuelve el usuario real para límites por usuario y auditoría.</w:t>
       </w:r>
     </w:p>
     <w:p>
       <w:pPr>
-        <w:spacing w:after="40"/>
-        <w:ind w:left="340"/>
+        <w:pStyle w:val="ListBullet"/>
       </w:pPr>
       <w:r>
-        <w:rPr>
-          <w:rFonts w:ascii="Calibri" w:hAnsi="Calibri"/>
-          <w:b/>
-          <w:i w:val="0"/>
-          <w:color w:val="009845"/>
-          <w:sz w:val="21"/>
-        </w:rPr>
-        <w:t xml:space="preserve">▪  </w:t>
-      </w:r>
-      <w:r>
-        <w:rPr>
-          <w:rFonts w:ascii="Calibri" w:hAnsi="Calibri"/>
-          <w:b w:val="0"/>
-          <w:i w:val="0"/>
-          <w:color w:val="333333"/>
-          <w:sz w:val="21"/>
-        </w:rPr>
-        <w:t xml:space="preserve">La clave se descifra en el navegador únicamente al construir la petición y viaja en la cabecera </w:t>
-      </w:r>
-      <w:r>
-        <w:rPr>
-          <w:rFonts w:ascii="Consolas" w:hAnsi="Consolas"/>
-          <w:b w:val="0"/>
-          <w:i w:val="0"/>
-          <w:color w:val="333333"/>
-          <w:sz w:val="21"/>
-        </w:rPr>
-        <w:t>x-api-key</w:t>
-      </w:r>
-      <w:r>
-        <w:rPr>
-          <w:rFonts w:ascii="Calibri" w:hAnsi="Calibri"/>
-          <w:b w:val="0"/>
-          <w:i w:val="0"/>
-          <w:color w:val="333333"/>
-          <w:sz w:val="21"/>
-        </w:rPr>
-        <w:t xml:space="preserve"> (nunca en el cuerpo).</w:t>
+        <w:t>Carrier por defecto: la cookie de sesión same-site (X-Qlik-Session). Como alternativa explícita se admite la cabecera x-qlik-session para despliegues que emitan un ticket de sesión.</w:t>
       </w:r>
     </w:p>
     <w:p>
-      <w:pPr>
-        <w:spacing w:before="140" w:after="40"/>
-      </w:pPr>
       <w:r>
         <w:rPr>
-          <w:rFonts w:ascii="Calibri" w:hAnsi="Calibri"/>
           <w:b/>
-          <w:i w:val="0"/>
-          <w:color w:val="595959"/>
-          <w:sz w:val="21"/>
+          <w:color w:val="2E3440"/>
+          <w:sz w:val="24"/>
         </w:rPr>
         <w:t>Datos que salen del navegador</w:t>
       </w:r>
     </w:p>
     <w:p>
       <w:pPr>
-        <w:spacing w:after="40"/>
-        <w:ind w:left="340"/>
+        <w:pStyle w:val="ListBullet"/>
       </w:pPr>
       <w:r>
-        <w:rPr>
-          <w:rFonts w:ascii="Calibri" w:hAnsi="Calibri"/>
-          <w:b/>
-          <w:i w:val="0"/>
-          <w:color w:val="009845"/>
-          <w:sz w:val="21"/>
-        </w:rPr>
-        <w:t xml:space="preserve">▪  </w:t>
-      </w:r>
-      <w:r>
-        <w:rPr>
-          <w:rFonts w:ascii="Calibri" w:hAnsi="Calibri"/>
-          <w:b w:val="0"/>
-          <w:i w:val="0"/>
-          <w:color w:val="333333"/>
-          <w:sz w:val="21"/>
-        </w:rPr>
-        <w:t xml:space="preserve">En cada petición: el </w:t>
-      </w:r>
-      <w:r>
-        <w:rPr>
-          <w:rFonts w:ascii="Calibri" w:hAnsi="Calibri"/>
-          <w:b/>
-          <w:i w:val="0"/>
-          <w:color w:val="333333"/>
-          <w:sz w:val="21"/>
-        </w:rPr>
-        <w:t>contenido completo del hipercubo</w:t>
-      </w:r>
-      <w:r>
-        <w:rPr>
-          <w:rFonts w:ascii="Calibri" w:hAnsi="Calibri"/>
-          <w:b w:val="0"/>
-          <w:i w:val="0"/>
-          <w:color w:val="333333"/>
-          <w:sz w:val="21"/>
-        </w:rPr>
-        <w:t xml:space="preserve"> del gráfico seleccionado, la pregunta del usuario y el historial (hasta 12 mensajes).</w:t>
+        <w:t>En cada petición: el contenido del hipercubo del gráfico seleccionado, la pregunta del usuario y el historial (hasta 12 mensajes).</w:t>
       </w:r>
     </w:p>
     <w:p>
       <w:pPr>
-        <w:spacing w:after="40"/>
-        <w:ind w:left="340"/>
+        <w:pStyle w:val="ListBullet"/>
       </w:pPr>
       <w:r>
-        <w:rPr>
-          <w:rFonts w:ascii="Calibri" w:hAnsi="Calibri"/>
-          <w:b/>
-          <w:i w:val="0"/>
-          <w:color w:val="009845"/>
-          <w:sz w:val="21"/>
-        </w:rPr>
-        <w:t xml:space="preserve">▪  </w:t>
-      </w:r>
-      <w:r>
-        <w:rPr>
-          <w:rFonts w:ascii="Calibri" w:hAnsi="Calibri"/>
-          <w:b w:val="0"/>
-          <w:i w:val="0"/>
-          <w:color w:val="333333"/>
-          <w:sz w:val="21"/>
-        </w:rPr>
-        <w:t xml:space="preserve">Solo en la 1.ª petición: nombres reales de tablas y campos e </w:t>
-      </w:r>
-      <w:r>
-        <w:rPr>
-          <w:rFonts w:ascii="Calibri" w:hAnsi="Calibri"/>
-          <w:b/>
-          <w:i w:val="0"/>
-          <w:color w:val="333333"/>
-          <w:sz w:val="21"/>
-        </w:rPr>
-        <w:t>ítems maestros con sus expresiones</w:t>
-      </w:r>
-      <w:r>
-        <w:rPr>
-          <w:rFonts w:ascii="Calibri" w:hAnsi="Calibri"/>
-          <w:b w:val="0"/>
-          <w:i w:val="0"/>
-          <w:color w:val="333333"/>
-          <w:sz w:val="21"/>
-        </w:rPr>
-        <w:t>.</w:t>
+        <w:t>Solo en la primera petición: nombres reales de tablas y campos e ítems maestros con sus expresiones.</w:t>
       </w:r>
     </w:p>
     <w:p>
       <w:pPr>
-        <w:spacing w:after="40"/>
-        <w:ind w:left="340"/>
+        <w:pStyle w:val="ListBullet"/>
       </w:pPr>
       <w:r>
-        <w:rPr>
-          <w:rFonts w:ascii="Calibri" w:hAnsi="Calibri"/>
-          <w:b/>
-          <w:i w:val="0"/>
-          <w:color w:val="009845"/>
-          <w:sz w:val="21"/>
-        </w:rPr>
-        <w:t xml:space="preserve">▪  </w:t>
-      </w:r>
-      <w:r>
-        <w:rPr>
-          <w:rFonts w:ascii="Calibri" w:hAnsi="Calibri"/>
-          <w:b w:val="0"/>
-          <w:i w:val="0"/>
-          <w:color w:val="333333"/>
-          <w:sz w:val="21"/>
-        </w:rPr>
-        <w:t>No se envían: credenciales de Qlik ni datos de otras hojas/apps. Todo el tráfico es HTTPS.</w:t>
+        <w:t>No se envían: credenciales de Qlik hacia el LLM ni datos de otras hojas/apps. Todo el tráfico es HTTPS.</w:t>
       </w:r>
     </w:p>
     <w:p>
       <w:pPr>
-        <w:spacing w:before="140" w:after="40"/>
+        <w:pStyle w:val="ListBullet"/>
       </w:pPr>
       <w:r>
+        <w:t>Con un modelo local (Ollama), los datos van del navegador al proxy y de ahí a Ollama en su propia red: no salen a Internet.</w:t>
+      </w:r>
+    </w:p>
+    <w:p>
+      <w:r>
         <w:rPr>
-          <w:rFonts w:ascii="Calibri" w:hAnsi="Calibri"/>
           <w:b/>
-          <w:i w:val="0"/>
-          <w:color w:val="595959"/>
-          <w:sz w:val="21"/>
+          <w:color w:val="C15F3C"/>
+          <w:sz w:val="30"/>
         </w:rPr>
-        <w:t>Directo vs proxy — implicaciones</w:t>
+        <w:t>7. Modelo de despliegue</w:t>
+      </w:r>
+    </w:p>
+    <w:p>
+      <w:pPr>
+        <w:pStyle w:val="ListBullet"/>
+      </w:pPr>
+      <w:r>
+        <w:t>Extensión (sin build): JavaScript + RequireJS; no requiere npm, transpilación ni bundling en runtime. Los cambios surten efecto al refrescar el navegador. Importar el .zip desde la QMC → Extensiones.</w:t>
+      </w:r>
+    </w:p>
+    <w:p>
+      <w:pPr>
+        <w:pStyle w:val="ListBullet"/>
+      </w:pPr>
+      <w:r>
+        <w:t>Proxy: runtime Node.js en el nodo de Qlik. Instalación automatizada con proxy/scripts/setup.ps1 (dependencias de runtime con npm ci --omit=dev, certificado TLS, .env y, opcionalmente, servicio de Windows).</w:t>
+      </w:r>
+    </w:p>
+    <w:p>
+      <w:pPr>
+        <w:pStyle w:val="ListBullet"/>
+      </w:pPr>
+      <w:r>
+        <w:t>Despliegue recomendado del proxy: same-site respecto al hub, de modo que el navegador envíe la cookie de sesión de Qlik automáticamente y el proxy la valide contra QPS por TLS mutuo.</w:t>
+      </w:r>
+    </w:p>
+    <w:p>
+      <w:pPr>
+        <w:pStyle w:val="ListBullet"/>
+      </w:pPr>
+      <w:r>
+        <w:t>Certificado del proxy: en producción, CA-firmado para el FQDN que use la extensión, de modo que la página de Qlik confíe sin importaciones manuales.</w:t>
+      </w:r>
+    </w:p>
+    <w:p>
+      <w:r>
+        <w:rPr>
+          <w:b/>
+          <w:color w:val="C15F3C"/>
+          <w:sz w:val="30"/>
+        </w:rPr>
+        <w:t>8. Límites y restricciones configurables</w:t>
       </w:r>
     </w:p>
     <w:tbl>
       <w:tblPr>
         <w:tblStyle w:val="TableGrid"/>
         <w:tblW w:type="auto" w:w="0"/>
-        <w:jc w:val="left"/>
-        <w:tblLayout w:type="fixed"/>
         <w:tblLook w:firstColumn="1" w:firstRow="1" w:lastColumn="0" w:lastRow="0" w:noHBand="0" w:noVBand="1" w:val="04A0"/>
       </w:tblPr>
       <w:tblGrid>
-        <w:gridCol w:w="3324"/>
-        <w:gridCol w:w="3324"/>
-        <w:gridCol w:w="3324"/>
+        <w:gridCol w:w="3216"/>
+        <w:gridCol w:w="3216"/>
+        <w:gridCol w:w="3216"/>
       </w:tblGrid>
       <w:tr>
         <w:tc>
           <w:tcPr>
-            <w:tcW w:type="dxa" w:w="1701"/>
-            <w:shd w:val="clear" w:color="auto" w:fill="009845"/>
+            <w:tcW w:type="dxa" w:w="3216"/>
+            <w:shd w:val="clear" w:fill="C15F3C"/>
           </w:tcPr>
           <w:p>
-            <w:pPr>
-              <w:spacing w:after="20"/>
-            </w:pPr>
+            <w:r/>
             <w:r>
               <w:rPr>
-                <w:rFonts w:ascii="Calibri" w:hAnsi="Calibri"/>
                 <w:b/>
-                <w:i w:val="0"/>
                 <w:color w:val="FFFFFF"/>
-                <w:sz w:val="19"/>
-              </w:rPr>
-              <w:t>Modo</w:t>
-            </w:r>
-          </w:p>
-        </w:tc>
-        <w:tc>
-          <w:tcPr>
-            <w:tcW w:type="dxa" w:w="2948"/>
-            <w:shd w:val="clear" w:color="auto" w:fill="009845"/>
-          </w:tcPr>
-          <w:p>
-            <w:pPr>
-              <w:spacing w:after="20"/>
-            </w:pPr>
-            <w:r>
-              <w:rPr>
-                <w:rFonts w:ascii="Calibri" w:hAnsi="Calibri"/>
-                <w:b/>
-                <w:i w:val="0"/>
-                <w:color w:val="FFFFFF"/>
-                <w:sz w:val="19"/>
-              </w:rPr>
-              <w:t>Arquitectura</w:t>
-            </w:r>
-          </w:p>
-        </w:tc>
-        <w:tc>
-          <w:tcPr>
-            <w:tcW w:type="dxa" w:w="4989"/>
-            <w:shd w:val="clear" w:color="auto" w:fill="009845"/>
-          </w:tcPr>
-          <w:p>
-            <w:pPr>
-              <w:spacing w:after="20"/>
-            </w:pPr>
-            <w:r>
-              <w:rPr>
-                <w:rFonts w:ascii="Calibri" w:hAnsi="Calibri"/>
-                <w:b/>
-                <w:i w:val="0"/>
-                <w:color w:val="FFFFFF"/>
-                <w:sz w:val="19"/>
-              </w:rPr>
-              <w:t>Consideración</w:t>
-            </w:r>
-          </w:p>
-        </w:tc>
-      </w:tr>
-      <w:tr>
-        <w:tc>
-          <w:tcPr>
-            <w:tcW w:type="dxa" w:w="1701"/>
-          </w:tcPr>
-          <w:p>
-            <w:pPr>
-              <w:spacing w:after="20"/>
-            </w:pPr>
-            <w:r>
-              <w:rPr>
-                <w:rFonts w:ascii="Calibri" w:hAnsi="Calibri"/>
-                <w:b w:val="0"/>
-                <w:i w:val="0"/>
-                <w:color w:val="333333"/>
-                <w:sz w:val="18"/>
-              </w:rPr>
-              <w:t>Directo (predet.)</w:t>
-            </w:r>
-          </w:p>
-        </w:tc>
-        <w:tc>
-          <w:tcPr>
-            <w:tcW w:type="dxa" w:w="2948"/>
-          </w:tcPr>
-          <w:p>
-            <w:pPr>
-              <w:spacing w:after="20"/>
-            </w:pPr>
-            <w:r>
-              <w:rPr>
-                <w:rFonts w:ascii="Calibri" w:hAnsi="Calibri"/>
-                <w:b w:val="0"/>
-                <w:i w:val="0"/>
-                <w:color w:val="333333"/>
-                <w:sz w:val="18"/>
-              </w:rPr>
-              <w:t>Navegador → api.anthropic.com (HTTPS)</w:t>
-            </w:r>
-          </w:p>
-        </w:tc>
-        <w:tc>
-          <w:tcPr>
-            <w:tcW w:type="dxa" w:w="4989"/>
-          </w:tcPr>
-          <w:p>
-            <w:pPr>
-              <w:spacing w:after="20"/>
-            </w:pPr>
-            <w:r>
-              <w:rPr>
-                <w:rFonts w:ascii="Calibri" w:hAnsi="Calibri"/>
-                <w:b w:val="0"/>
-                <w:i w:val="0"/>
-                <w:color w:val="333333"/>
-                <w:sz w:val="18"/>
-              </w:rPr>
-              <w:t>Funciona normalmente en QSEoW. Anthropic recibe la petición completa.</w:t>
-            </w:r>
-          </w:p>
-        </w:tc>
-      </w:tr>
-      <w:tr>
-        <w:tc>
-          <w:tcPr>
-            <w:tcW w:type="dxa" w:w="1701"/>
-            <w:shd w:val="clear" w:color="auto" w:fill="F7FAF8"/>
-          </w:tcPr>
-          <w:p>
-            <w:pPr>
-              <w:spacing w:after="20"/>
-            </w:pPr>
-            <w:r>
-              <w:rPr>
-                <w:rFonts w:ascii="Calibri" w:hAnsi="Calibri"/>
-                <w:b w:val="0"/>
-                <w:i w:val="0"/>
-                <w:color w:val="333333"/>
-                <w:sz w:val="18"/>
-              </w:rPr>
-              <w:t>Proxy (opcional)</w:t>
-            </w:r>
-          </w:p>
-        </w:tc>
-        <w:tc>
-          <w:tcPr>
-            <w:tcW w:type="dxa" w:w="2948"/>
-            <w:shd w:val="clear" w:color="auto" w:fill="F7FAF8"/>
-          </w:tcPr>
-          <w:p>
-            <w:pPr>
-              <w:spacing w:after="20"/>
-            </w:pPr>
-            <w:r>
-              <w:rPr>
-                <w:rFonts w:ascii="Calibri" w:hAnsi="Calibri"/>
-                <w:b w:val="0"/>
-                <w:i w:val="0"/>
-                <w:color w:val="333333"/>
-                <w:sz w:val="18"/>
-              </w:rPr>
-              <w:t>Navegador → proxy local → api.anthropic.com</w:t>
-            </w:r>
-          </w:p>
-        </w:tc>
-        <w:tc>
-          <w:tcPr>
-            <w:tcW w:type="dxa" w:w="4989"/>
-            <w:shd w:val="clear" w:color="auto" w:fill="F7FAF8"/>
-          </w:tcPr>
-          <w:p>
-            <w:pPr>
-              <w:spacing w:after="20"/>
-            </w:pPr>
-            <w:r>
-              <w:rPr>
-                <w:rFonts w:ascii="Calibri" w:hAnsi="Calibri"/>
-                <w:b w:val="0"/>
-                <w:i w:val="0"/>
-                <w:color w:val="333333"/>
-                <w:sz w:val="18"/>
-              </w:rPr>
-              <w:t>Permite mantener la clave en el servidor si el proxy la gestiona; el proxy ve los datos.</w:t>
-            </w:r>
-          </w:p>
-        </w:tc>
-      </w:tr>
-    </w:tbl>
-    <w:p>
-      <w:pPr>
-        <w:spacing w:before="280" w:after="120"/>
-        <w:pBdr>
-          <w:bottom w:val="single" w:sz="12" w:space="4" w:color="D7DCD9"/>
-        </w:pBdr>
-      </w:pPr>
-      <w:r>
-        <w:rPr>
-          <w:rFonts w:ascii="Calibri" w:hAnsi="Calibri"/>
-          <w:b/>
-          <w:i w:val="0"/>
-          <w:color w:val="007A38"/>
-          <w:sz w:val="32"/>
-        </w:rPr>
-        <w:t>6. Modelo de despliegue</w:t>
-      </w:r>
-    </w:p>
-    <w:p>
-      <w:pPr>
-        <w:spacing w:after="40"/>
-        <w:ind w:left="340"/>
-      </w:pPr>
-      <w:r>
-        <w:rPr>
-          <w:rFonts w:ascii="Calibri" w:hAnsi="Calibri"/>
-          <w:b/>
-          <w:i w:val="0"/>
-          <w:color w:val="009845"/>
-          <w:sz w:val="21"/>
-        </w:rPr>
-        <w:t xml:space="preserve">▪  </w:t>
-      </w:r>
-      <w:r>
-        <w:rPr>
-          <w:rFonts w:ascii="Calibri" w:hAnsi="Calibri"/>
-          <w:b/>
-          <w:i w:val="0"/>
-          <w:color w:val="333333"/>
-          <w:sz w:val="21"/>
-        </w:rPr>
-        <w:t>Sin build:</w:t>
-      </w:r>
-      <w:r>
-        <w:rPr>
-          <w:rFonts w:ascii="Calibri" w:hAnsi="Calibri"/>
-          <w:b w:val="0"/>
-          <w:i w:val="0"/>
-          <w:color w:val="333333"/>
-          <w:sz w:val="21"/>
-        </w:rPr>
-        <w:t xml:space="preserve"> JavaScript «vanilla» + RequireJS; no requiere npm, transpilación ni bundling. Los cambios surten efecto al recargar la app.</w:t>
-      </w:r>
-    </w:p>
-    <w:p>
-      <w:pPr>
-        <w:spacing w:after="40"/>
-        <w:ind w:left="340"/>
-      </w:pPr>
-      <w:r>
-        <w:rPr>
-          <w:rFonts w:ascii="Calibri" w:hAnsi="Calibri"/>
-          <w:b/>
-          <w:i w:val="0"/>
-          <w:color w:val="009845"/>
-          <w:sz w:val="21"/>
-        </w:rPr>
-        <w:t xml:space="preserve">▪  </w:t>
-      </w:r>
-      <w:r>
-        <w:rPr>
-          <w:rFonts w:ascii="Calibri" w:hAnsi="Calibri"/>
-          <w:b/>
-          <w:i w:val="0"/>
-          <w:color w:val="333333"/>
-          <w:sz w:val="21"/>
-        </w:rPr>
-        <w:t>Desktop:</w:t>
-      </w:r>
-      <w:r>
-        <w:rPr>
-          <w:rFonts w:ascii="Calibri" w:hAnsi="Calibri"/>
-          <w:b w:val="0"/>
-          <w:i w:val="0"/>
-          <w:color w:val="333333"/>
-          <w:sz w:val="21"/>
-        </w:rPr>
-        <w:t xml:space="preserve"> copiar la carpeta de la extensión en </w:t>
-      </w:r>
-      <w:r>
-        <w:rPr>
-          <w:rFonts w:ascii="Consolas" w:hAnsi="Consolas"/>
-          <w:b w:val="0"/>
-          <w:i w:val="0"/>
-          <w:color w:val="333333"/>
-          <w:sz w:val="21"/>
-        </w:rPr>
-        <w:t>%USERPROFILE%\Documents\Qlik\Sense\Extensions\AnthropicExtension</w:t>
-      </w:r>
-      <w:r>
-        <w:rPr>
-          <w:rFonts w:ascii="Calibri" w:hAnsi="Calibri"/>
-          <w:b w:val="0"/>
-          <w:i w:val="0"/>
-          <w:color w:val="333333"/>
-          <w:sz w:val="21"/>
-        </w:rPr>
-        <w:t>.</w:t>
-      </w:r>
-    </w:p>
-    <w:p>
-      <w:pPr>
-        <w:spacing w:after="40"/>
-        <w:ind w:left="340"/>
-      </w:pPr>
-      <w:r>
-        <w:rPr>
-          <w:rFonts w:ascii="Calibri" w:hAnsi="Calibri"/>
-          <w:b/>
-          <w:i w:val="0"/>
-          <w:color w:val="009845"/>
-          <w:sz w:val="21"/>
-        </w:rPr>
-        <w:t xml:space="preserve">▪  </w:t>
-      </w:r>
-      <w:r>
-        <w:rPr>
-          <w:rFonts w:ascii="Calibri" w:hAnsi="Calibri"/>
-          <w:b/>
-          <w:i w:val="0"/>
-          <w:color w:val="333333"/>
-          <w:sz w:val="21"/>
-        </w:rPr>
-        <w:t>Enterprise (QSEoW):</w:t>
-      </w:r>
-      <w:r>
-        <w:rPr>
-          <w:rFonts w:ascii="Calibri" w:hAnsi="Calibri"/>
-          <w:b w:val="0"/>
-          <w:i w:val="0"/>
-          <w:color w:val="333333"/>
-          <w:sz w:val="21"/>
-        </w:rPr>
-        <w:t xml:space="preserve"> importar el </w:t>
-      </w:r>
-      <w:r>
-        <w:rPr>
-          <w:rFonts w:ascii="Consolas" w:hAnsi="Consolas"/>
-          <w:b w:val="0"/>
-          <w:i w:val="0"/>
-          <w:color w:val="333333"/>
-          <w:sz w:val="21"/>
-        </w:rPr>
-        <w:t>.zip</w:t>
-      </w:r>
-      <w:r>
-        <w:rPr>
-          <w:rFonts w:ascii="Calibri" w:hAnsi="Calibri"/>
-          <w:b w:val="0"/>
-          <w:i w:val="0"/>
-          <w:color w:val="333333"/>
-          <w:sz w:val="21"/>
-        </w:rPr>
-        <w:t xml:space="preserve"> desde la QMC → Extensiones.</w:t>
-      </w:r>
-    </w:p>
-    <w:p>
-      <w:pPr>
-        <w:spacing w:after="40"/>
-        <w:ind w:left="340"/>
-      </w:pPr>
-      <w:r>
-        <w:rPr>
-          <w:rFonts w:ascii="Calibri" w:hAnsi="Calibri"/>
-          <w:b/>
-          <w:i w:val="0"/>
-          <w:color w:val="009845"/>
-          <w:sz w:val="21"/>
-        </w:rPr>
-        <w:t xml:space="preserve">▪  </w:t>
-      </w:r>
-      <w:r>
-        <w:rPr>
-          <w:rFonts w:ascii="Calibri" w:hAnsi="Calibri"/>
-          <w:b/>
-          <w:i w:val="0"/>
-          <w:color w:val="333333"/>
-          <w:sz w:val="21"/>
-        </w:rPr>
-        <w:t>Proxy opcional:</w:t>
-      </w:r>
-      <w:r>
-        <w:rPr>
-          <w:rFonts w:ascii="Calibri" w:hAnsi="Calibri"/>
-          <w:b w:val="0"/>
-          <w:i w:val="0"/>
-          <w:color w:val="333333"/>
-          <w:sz w:val="21"/>
-        </w:rPr>
-        <w:t xml:space="preserve"> debe reenviar a </w:t>
-      </w:r>
-      <w:r>
-        <w:rPr>
-          <w:rFonts w:ascii="Consolas" w:hAnsi="Consolas"/>
-          <w:b w:val="0"/>
-          <w:i w:val="0"/>
-          <w:color w:val="333333"/>
-          <w:sz w:val="21"/>
-        </w:rPr>
-        <w:t>api.anthropic.com/v1/messages</w:t>
-      </w:r>
-      <w:r>
-        <w:rPr>
-          <w:rFonts w:ascii="Calibri" w:hAnsi="Calibri"/>
-          <w:b w:val="0"/>
-          <w:i w:val="0"/>
-          <w:color w:val="333333"/>
-          <w:sz w:val="21"/>
-        </w:rPr>
-        <w:t xml:space="preserve"> y devolver el cuerpo sin alterar.</w:t>
-      </w:r>
-    </w:p>
-    <w:p>
-      <w:pPr>
-        <w:spacing w:after="40"/>
-        <w:ind w:left="340"/>
-      </w:pPr>
-      <w:r>
-        <w:rPr>
-          <w:rFonts w:ascii="Calibri" w:hAnsi="Calibri"/>
-          <w:b/>
-          <w:i w:val="0"/>
-          <w:color w:val="009845"/>
-          <w:sz w:val="21"/>
-        </w:rPr>
-        <w:t xml:space="preserve">▪  </w:t>
-      </w:r>
-      <w:r>
-        <w:rPr>
-          <w:rFonts w:ascii="Calibri" w:hAnsi="Calibri"/>
-          <w:b/>
-          <w:i w:val="0"/>
-          <w:color w:val="333333"/>
-          <w:sz w:val="21"/>
-        </w:rPr>
-        <w:t>Nota:</w:t>
-      </w:r>
-      <w:r>
-        <w:rPr>
-          <w:rFonts w:ascii="Calibri" w:hAnsi="Calibri"/>
-          <w:b w:val="0"/>
-          <w:i w:val="0"/>
-          <w:color w:val="333333"/>
-          <w:sz w:val="21"/>
-        </w:rPr>
-        <w:t xml:space="preserve"> QSEoW </w:t>
-      </w:r>
-      <w:r>
-        <w:rPr>
-          <w:rFonts w:ascii="Calibri" w:hAnsi="Calibri"/>
-          <w:b/>
-          <w:i w:val="0"/>
-          <w:color w:val="333333"/>
-          <w:sz w:val="21"/>
-        </w:rPr>
-        <w:t>no</w:t>
-      </w:r>
-      <w:r>
-        <w:rPr>
-          <w:rFonts w:ascii="Calibri" w:hAnsi="Calibri"/>
-          <w:b w:val="0"/>
-          <w:i w:val="0"/>
-          <w:color w:val="333333"/>
-          <w:sz w:val="21"/>
-        </w:rPr>
-        <w:t xml:space="preserve"> tiene página de CSP en la QMC (eso es propio de Cloud/QSEoK); no es necesario configurar CSP en QSEoW.</w:t>
-      </w:r>
-    </w:p>
-    <w:p>
-      <w:pPr>
-        <w:spacing w:before="280" w:after="120"/>
-        <w:pBdr>
-          <w:bottom w:val="single" w:sz="12" w:space="4" w:color="D7DCD9"/>
-        </w:pBdr>
-      </w:pPr>
-      <w:r>
-        <w:rPr>
-          <w:rFonts w:ascii="Calibri" w:hAnsi="Calibri"/>
-          <w:b/>
-          <w:i w:val="0"/>
-          <w:color w:val="007A38"/>
-          <w:sz w:val="32"/>
-        </w:rPr>
-        <w:t>7. Límites y restricciones</w:t>
-      </w:r>
-    </w:p>
-    <w:tbl>
-      <w:tblPr>
-        <w:tblStyle w:val="TableGrid"/>
-        <w:tblW w:type="auto" w:w="0"/>
-        <w:jc w:val="left"/>
-        <w:tblLayout w:type="fixed"/>
-        <w:tblLook w:firstColumn="1" w:firstRow="1" w:lastColumn="0" w:lastRow="0" w:noHBand="0" w:noVBand="1" w:val="04A0"/>
-      </w:tblPr>
-      <w:tblGrid>
-        <w:gridCol w:w="3324"/>
-        <w:gridCol w:w="3324"/>
-        <w:gridCol w:w="3324"/>
-      </w:tblGrid>
-      <w:tr>
-        <w:tc>
-          <w:tcPr>
-            <w:tcW w:type="dxa" w:w="2608"/>
-            <w:shd w:val="clear" w:color="auto" w:fill="009845"/>
-          </w:tcPr>
-          <w:p>
-            <w:pPr>
-              <w:spacing w:after="20"/>
-            </w:pPr>
-            <w:r>
-              <w:rPr>
-                <w:rFonts w:ascii="Calibri" w:hAnsi="Calibri"/>
-                <w:b/>
-                <w:i w:val="0"/>
-                <w:color w:val="FFFFFF"/>
-                <w:sz w:val="19"/>
+                <w:sz w:val="20"/>
               </w:rPr>
               <w:t>Parámetro</w:t>
             </w:r>
@@ -3187,20 +1622,16 @@
         </w:tc>
         <w:tc>
           <w:tcPr>
-            <w:tcW w:type="dxa" w:w="1361"/>
-            <w:shd w:val="clear" w:color="auto" w:fill="009845"/>
+            <w:tcW w:type="dxa" w:w="3216"/>
+            <w:shd w:val="clear" w:fill="C15F3C"/>
           </w:tcPr>
           <w:p>
-            <w:pPr>
-              <w:spacing w:after="20"/>
-            </w:pPr>
+            <w:r/>
             <w:r>
               <w:rPr>
-                <w:rFonts w:ascii="Calibri" w:hAnsi="Calibri"/>
                 <w:b/>
-                <w:i w:val="0"/>
                 <w:color w:val="FFFFFF"/>
-                <w:sz w:val="19"/>
+                <w:sz w:val="20"/>
               </w:rPr>
               <w:t>Valor</w:t>
             </w:r>
@@ -3208,20 +1639,16 @@
         </w:tc>
         <w:tc>
           <w:tcPr>
-            <w:tcW w:type="dxa" w:w="5669"/>
-            <w:shd w:val="clear" w:color="auto" w:fill="009845"/>
+            <w:tcW w:type="dxa" w:w="3216"/>
+            <w:shd w:val="clear" w:fill="C15F3C"/>
           </w:tcPr>
           <w:p>
-            <w:pPr>
-              <w:spacing w:after="20"/>
-            </w:pPr>
+            <w:r/>
             <w:r>
               <w:rPr>
-                <w:rFonts w:ascii="Calibri" w:hAnsi="Calibri"/>
                 <w:b/>
-                <w:i w:val="0"/>
                 <w:color w:val="FFFFFF"/>
-                <w:sz w:val="19"/>
+                <w:sz w:val="20"/>
               </w:rPr>
               <w:t>Propósito</w:t>
             </w:r>
@@ -3231,19 +1658,14 @@
       <w:tr>
         <w:tc>
           <w:tcPr>
-            <w:tcW w:type="dxa" w:w="2608"/>
+            <w:tcW w:type="dxa" w:w="3216"/>
           </w:tcPr>
           <w:p>
-            <w:pPr>
-              <w:spacing w:after="20"/>
-            </w:pPr>
+            <w:r/>
             <w:r>
               <w:rPr>
-                <w:rFonts w:ascii="Consolas" w:hAnsi="Consolas"/>
                 <w:b w:val="0"/>
-                <w:i w:val="0"/>
-                <w:color w:val="333333"/>
-                <w:sz w:val="18"/>
+                <w:sz w:val="19"/>
               </w:rPr>
               <w:t>MAX_ROWS</w:t>
             </w:r>
@@ -3251,19 +1673,14 @@
         </w:tc>
         <w:tc>
           <w:tcPr>
-            <w:tcW w:type="dxa" w:w="1361"/>
+            <w:tcW w:type="dxa" w:w="3216"/>
           </w:tcPr>
           <w:p>
-            <w:pPr>
-              <w:spacing w:after="20"/>
-            </w:pPr>
+            <w:r/>
             <w:r>
               <w:rPr>
-                <w:rFonts w:ascii="Calibri" w:hAnsi="Calibri"/>
                 <w:b w:val="0"/>
-                <w:i w:val="0"/>
-                <w:color w:val="333333"/>
-                <w:sz w:val="18"/>
+                <w:sz w:val="19"/>
               </w:rPr>
               <w:t>1000</w:t>
             </w:r>
@@ -3271,19 +1688,14 @@
         </w:tc>
         <w:tc>
           <w:tcPr>
-            <w:tcW w:type="dxa" w:w="5669"/>
+            <w:tcW w:type="dxa" w:w="3216"/>
           </w:tcPr>
           <w:p>
-            <w:pPr>
-              <w:spacing w:after="20"/>
-            </w:pPr>
+            <w:r/>
             <w:r>
               <w:rPr>
-                <w:rFonts w:ascii="Calibri" w:hAnsi="Calibri"/>
                 <w:b w:val="0"/>
-                <w:i w:val="0"/>
-                <w:color w:val="333333"/>
-                <w:sz w:val="18"/>
+                <w:sz w:val="19"/>
               </w:rPr>
               <w:t>Máximo de filas enviadas al LLM por gráfico.</w:t>
             </w:r>
@@ -3293,20 +1705,14 @@
       <w:tr>
         <w:tc>
           <w:tcPr>
-            <w:tcW w:type="dxa" w:w="2608"/>
-            <w:shd w:val="clear" w:color="auto" w:fill="F7FAF8"/>
+            <w:tcW w:type="dxa" w:w="3216"/>
           </w:tcPr>
           <w:p>
-            <w:pPr>
-              <w:spacing w:after="20"/>
-            </w:pPr>
+            <w:r/>
             <w:r>
               <w:rPr>
-                <w:rFonts w:ascii="Consolas" w:hAnsi="Consolas"/>
                 <w:b w:val="0"/>
-                <w:i w:val="0"/>
-                <w:color w:val="333333"/>
-                <w:sz w:val="18"/>
+                <w:sz w:val="19"/>
               </w:rPr>
               <w:t>MAX_FETCH_CELLS</w:t>
             </w:r>
@@ -3314,20 +1720,14 @@
         </w:tc>
         <w:tc>
           <w:tcPr>
-            <w:tcW w:type="dxa" w:w="1361"/>
-            <w:shd w:val="clear" w:color="auto" w:fill="F7FAF8"/>
+            <w:tcW w:type="dxa" w:w="3216"/>
           </w:tcPr>
           <w:p>
-            <w:pPr>
-              <w:spacing w:after="20"/>
-            </w:pPr>
+            <w:r/>
             <w:r>
               <w:rPr>
-                <w:rFonts w:ascii="Calibri" w:hAnsi="Calibri"/>
                 <w:b w:val="0"/>
-                <w:i w:val="0"/>
-                <w:color w:val="333333"/>
-                <w:sz w:val="18"/>
+                <w:sz w:val="19"/>
               </w:rPr>
               <w:t>50000</w:t>
             </w:r>
@@ -3335,22 +1735,16 @@
         </w:tc>
         <w:tc>
           <w:tcPr>
-            <w:tcW w:type="dxa" w:w="5669"/>
-            <w:shd w:val="clear" w:color="auto" w:fill="F7FAF8"/>
+            <w:tcW w:type="dxa" w:w="3216"/>
           </w:tcPr>
           <w:p>
-            <w:pPr>
-              <w:spacing w:after="20"/>
-            </w:pPr>
+            <w:r/>
             <w:r>
               <w:rPr>
-                <w:rFonts w:ascii="Calibri" w:hAnsi="Calibri"/>
                 <w:b w:val="0"/>
-                <w:i w:val="0"/>
-                <w:color w:val="333333"/>
-                <w:sz w:val="18"/>
+                <w:sz w:val="19"/>
               </w:rPr>
-              <w:t>Tope de celdas leídas de un hipercubo; más allá se trunca con aviso (evita congelar la pestaña).</w:t>
+              <w:t>Tope de celdas leídas de un hipercubo; más allá se trunca con aviso.</w:t>
             </w:r>
           </w:p>
         </w:tc>
@@ -3358,19 +1752,61 @@
       <w:tr>
         <w:tc>
           <w:tcPr>
-            <w:tcW w:type="dxa" w:w="2608"/>
+            <w:tcW w:type="dxa" w:w="3216"/>
           </w:tcPr>
           <w:p>
-            <w:pPr>
-              <w:spacing w:after="20"/>
-            </w:pPr>
+            <w:r/>
             <w:r>
               <w:rPr>
-                <w:rFonts w:ascii="Consolas" w:hAnsi="Consolas"/>
                 <w:b w:val="0"/>
-                <w:i w:val="0"/>
-                <w:color w:val="333333"/>
-                <w:sz w:val="18"/>
+                <w:sz w:val="19"/>
+              </w:rPr>
+              <w:t>MAX_CELLS_PER_PAGE</w:t>
+            </w:r>
+          </w:p>
+        </w:tc>
+        <w:tc>
+          <w:tcPr>
+            <w:tcW w:type="dxa" w:w="3216"/>
+          </w:tcPr>
+          <w:p>
+            <w:r/>
+            <w:r>
+              <w:rPr>
+                <w:b w:val="0"/>
+                <w:sz w:val="19"/>
+              </w:rPr>
+              <w:t>10000</w:t>
+            </w:r>
+          </w:p>
+        </w:tc>
+        <w:tc>
+          <w:tcPr>
+            <w:tcW w:type="dxa" w:w="3216"/>
+          </w:tcPr>
+          <w:p>
+            <w:r/>
+            <w:r>
+              <w:rPr>
+                <w:b w:val="0"/>
+                <w:sz w:val="19"/>
+              </w:rPr>
+              <w:t>Celdas por página de getHyperCubeData.</w:t>
+            </w:r>
+          </w:p>
+        </w:tc>
+      </w:tr>
+      <w:tr>
+        <w:tc>
+          <w:tcPr>
+            <w:tcW w:type="dxa" w:w="3216"/>
+          </w:tcPr>
+          <w:p>
+            <w:r/>
+            <w:r>
+              <w:rPr>
+                <w:b w:val="0"/>
+                <w:sz w:val="19"/>
               </w:rPr>
               <w:t>LARGE_TABLE_CELLS</w:t>
             </w:r>
@@ -3378,19 +1814,14 @@
         </w:tc>
         <w:tc>
           <w:tcPr>
-            <w:tcW w:type="dxa" w:w="1361"/>
+            <w:tcW w:type="dxa" w:w="3216"/>
           </w:tcPr>
           <w:p>
-            <w:pPr>
-              <w:spacing w:after="20"/>
-            </w:pPr>
+            <w:r/>
             <w:r>
               <w:rPr>
-                <w:rFonts w:ascii="Calibri" w:hAnsi="Calibri"/>
                 <w:b w:val="0"/>
-                <w:i w:val="0"/>
-                <w:color w:val="333333"/>
-                <w:sz w:val="18"/>
+                <w:sz w:val="19"/>
               </w:rPr>
               <w:t>25000</w:t>
             </w:r>
@@ -3398,19 +1829,14 @@
         </w:tc>
         <w:tc>
           <w:tcPr>
-            <w:tcW w:type="dxa" w:w="5669"/>
+            <w:tcW w:type="dxa" w:w="3216"/>
           </w:tcPr>
           <w:p>
-            <w:pPr>
-              <w:spacing w:after="20"/>
-            </w:pPr>
+            <w:r/>
             <w:r>
               <w:rPr>
-                <w:rFonts w:ascii="Calibri" w:hAnsi="Calibri"/>
                 <w:b w:val="0"/>
-                <w:i w:val="0"/>
-                <w:color w:val="333333"/>
-                <w:sz w:val="18"/>
+                <w:sz w:val="19"/>
               </w:rPr>
               <w:t>Umbral a partir del cual se avisa de tabla grande/truncada.</w:t>
             </w:r>
@@ -3420,20 +1846,14 @@
       <w:tr>
         <w:tc>
           <w:tcPr>
-            <w:tcW w:type="dxa" w:w="2608"/>
-            <w:shd w:val="clear" w:color="auto" w:fill="F7FAF8"/>
+            <w:tcW w:type="dxa" w:w="3216"/>
           </w:tcPr>
           <w:p>
-            <w:pPr>
-              <w:spacing w:after="20"/>
-            </w:pPr>
+            <w:r/>
             <w:r>
               <w:rPr>
-                <w:rFonts w:ascii="Consolas" w:hAnsi="Consolas"/>
                 <w:b w:val="0"/>
-                <w:i w:val="0"/>
-                <w:color w:val="333333"/>
-                <w:sz w:val="18"/>
+                <w:sz w:val="19"/>
               </w:rPr>
               <w:t>FETCH_PAGE_CONCURRENCY</w:t>
             </w:r>
@@ -3441,20 +1861,14 @@
         </w:tc>
         <w:tc>
           <w:tcPr>
-            <w:tcW w:type="dxa" w:w="1361"/>
-            <w:shd w:val="clear" w:color="auto" w:fill="F7FAF8"/>
+            <w:tcW w:type="dxa" w:w="3216"/>
           </w:tcPr>
           <w:p>
-            <w:pPr>
-              <w:spacing w:after="20"/>
-            </w:pPr>
+            <w:r/>
             <w:r>
               <w:rPr>
-                <w:rFonts w:ascii="Calibri" w:hAnsi="Calibri"/>
                 <w:b w:val="0"/>
-                <w:i w:val="0"/>
-                <w:color w:val="333333"/>
-                <w:sz w:val="18"/>
+                <w:sz w:val="19"/>
               </w:rPr>
               <w:t>4</w:t>
             </w:r>
@@ -3462,20 +1876,14 @@
         </w:tc>
         <w:tc>
           <w:tcPr>
-            <w:tcW w:type="dxa" w:w="5669"/>
-            <w:shd w:val="clear" w:color="auto" w:fill="F7FAF8"/>
+            <w:tcW w:type="dxa" w:w="3216"/>
           </w:tcPr>
           <w:p>
-            <w:pPr>
-              <w:spacing w:after="20"/>
-            </w:pPr>
+            <w:r/>
             <w:r>
               <w:rPr>
-                <w:rFonts w:ascii="Calibri" w:hAnsi="Calibri"/>
                 <w:b w:val="0"/>
-                <w:i w:val="0"/>
-                <w:color w:val="333333"/>
-                <w:sz w:val="18"/>
+                <w:sz w:val="19"/>
               </w:rPr>
               <w:t>Máximo de peticiones de página concurrentes al motor.</w:t>
             </w:r>
@@ -3485,19 +1893,108 @@
       <w:tr>
         <w:tc>
           <w:tcPr>
-            <w:tcW w:type="dxa" w:w="2608"/>
+            <w:tcW w:type="dxa" w:w="3216"/>
           </w:tcPr>
           <w:p>
-            <w:pPr>
-              <w:spacing w:after="20"/>
-            </w:pPr>
+            <w:r/>
             <w:r>
               <w:rPr>
-                <w:rFonts w:ascii="Consolas" w:hAnsi="Consolas"/>
                 <w:b w:val="0"/>
-                <w:i w:val="0"/>
-                <w:color w:val="333333"/>
-                <w:sz w:val="18"/>
+                <w:sz w:val="19"/>
+              </w:rPr>
+              <w:t>MAX_FIELDS</w:t>
+            </w:r>
+          </w:p>
+        </w:tc>
+        <w:tc>
+          <w:tcPr>
+            <w:tcW w:type="dxa" w:w="3216"/>
+          </w:tcPr>
+          <w:p>
+            <w:r/>
+            <w:r>
+              <w:rPr>
+                <w:b w:val="0"/>
+                <w:sz w:val="19"/>
+              </w:rPr>
+              <w:t>500</w:t>
+            </w:r>
+          </w:p>
+        </w:tc>
+        <w:tc>
+          <w:tcPr>
+            <w:tcW w:type="dxa" w:w="3216"/>
+          </w:tcPr>
+          <w:p>
+            <w:r/>
+            <w:r>
+              <w:rPr>
+                <w:b w:val="0"/>
+                <w:sz w:val="19"/>
+              </w:rPr>
+              <w:t>Tope de campos de la lista enviada como contexto.</w:t>
+            </w:r>
+          </w:p>
+        </w:tc>
+      </w:tr>
+      <w:tr>
+        <w:tc>
+          <w:tcPr>
+            <w:tcW w:type="dxa" w:w="3216"/>
+          </w:tcPr>
+          <w:p>
+            <w:r/>
+            <w:r>
+              <w:rPr>
+                <w:b w:val="0"/>
+                <w:sz w:val="19"/>
+              </w:rPr>
+              <w:t>WARN / MAX_PAYLOAD_BYTES</w:t>
+            </w:r>
+          </w:p>
+        </w:tc>
+        <w:tc>
+          <w:tcPr>
+            <w:tcW w:type="dxa" w:w="3216"/>
+          </w:tcPr>
+          <w:p>
+            <w:r/>
+            <w:r>
+              <w:rPr>
+                <w:b w:val="0"/>
+                <w:sz w:val="19"/>
+              </w:rPr>
+              <w:t>~65 KB / 1 MB</w:t>
+            </w:r>
+          </w:p>
+        </w:tc>
+        <w:tc>
+          <w:tcPr>
+            <w:tcW w:type="dxa" w:w="3216"/>
+          </w:tcPr>
+          <w:p>
+            <w:r/>
+            <w:r>
+              <w:rPr>
+                <w:b w:val="0"/>
+                <w:sz w:val="19"/>
+              </w:rPr>
+              <w:t>Aviso de confirmación / bloqueo duro por tamaño de payload.</w:t>
+            </w:r>
+          </w:p>
+        </w:tc>
+      </w:tr>
+      <w:tr>
+        <w:tc>
+          <w:tcPr>
+            <w:tcW w:type="dxa" w:w="3216"/>
+          </w:tcPr>
+          <w:p>
+            <w:r/>
+            <w:r>
+              <w:rPr>
+                <w:b w:val="0"/>
+                <w:sz w:val="19"/>
               </w:rPr>
               <w:t>HISTORY_MAX</w:t>
             </w:r>
@@ -3505,19 +2002,14 @@
         </w:tc>
         <w:tc>
           <w:tcPr>
-            <w:tcW w:type="dxa" w:w="1361"/>
+            <w:tcW w:type="dxa" w:w="3216"/>
           </w:tcPr>
           <w:p>
-            <w:pPr>
-              <w:spacing w:after="20"/>
-            </w:pPr>
+            <w:r/>
             <w:r>
               <w:rPr>
-                <w:rFonts w:ascii="Calibri" w:hAnsi="Calibri"/>
                 <w:b w:val="0"/>
-                <w:i w:val="0"/>
-                <w:color w:val="333333"/>
-                <w:sz w:val="18"/>
+                <w:sz w:val="19"/>
               </w:rPr>
               <w:t>12</w:t>
             </w:r>
@@ -3525,542 +2017,69 @@
         </w:tc>
         <w:tc>
           <w:tcPr>
-            <w:tcW w:type="dxa" w:w="5669"/>
+            <w:tcW w:type="dxa" w:w="3216"/>
           </w:tcPr>
           <w:p>
-            <w:pPr>
-              <w:spacing w:after="20"/>
-            </w:pPr>
+            <w:r/>
             <w:r>
               <w:rPr>
-                <w:rFonts w:ascii="Calibri" w:hAnsi="Calibri"/>
                 <w:b w:val="0"/>
-                <w:i w:val="0"/>
-                <w:color w:val="333333"/>
-                <w:sz w:val="18"/>
+                <w:sz w:val="19"/>
               </w:rPr>
-              <w:t>Mensajes previos enviados por petición (acota heap y coste).</w:t>
-            </w:r>
-          </w:p>
-        </w:tc>
-      </w:tr>
-      <w:tr>
-        <w:tc>
-          <w:tcPr>
-            <w:tcW w:type="dxa" w:w="2608"/>
-            <w:shd w:val="clear" w:color="auto" w:fill="F7FAF8"/>
-          </w:tcPr>
-          <w:p>
-            <w:pPr>
-              <w:spacing w:after="20"/>
-            </w:pPr>
-            <w:r>
-              <w:rPr>
-                <w:rFonts w:ascii="Consolas" w:hAnsi="Consolas"/>
-                <w:b w:val="0"/>
-                <w:i w:val="0"/>
-                <w:color w:val="333333"/>
-                <w:sz w:val="18"/>
-              </w:rPr>
-              <w:t>Aviso de payload</w:t>
-            </w:r>
-          </w:p>
-        </w:tc>
-        <w:tc>
-          <w:tcPr>
-            <w:tcW w:type="dxa" w:w="1361"/>
-            <w:shd w:val="clear" w:color="auto" w:fill="F7FAF8"/>
-          </w:tcPr>
-          <w:p>
-            <w:pPr>
-              <w:spacing w:after="20"/>
-            </w:pPr>
-            <w:r>
-              <w:rPr>
-                <w:rFonts w:ascii="Calibri" w:hAnsi="Calibri"/>
-                <w:b w:val="0"/>
-                <w:i w:val="0"/>
-                <w:color w:val="333333"/>
-                <w:sz w:val="18"/>
-              </w:rPr>
-              <w:t>~65 KB</w:t>
-            </w:r>
-          </w:p>
-        </w:tc>
-        <w:tc>
-          <w:tcPr>
-            <w:tcW w:type="dxa" w:w="5669"/>
-            <w:shd w:val="clear" w:color="auto" w:fill="F7FAF8"/>
-          </w:tcPr>
-          <w:p>
-            <w:pPr>
-              <w:spacing w:after="20"/>
-            </w:pPr>
-            <w:r>
-              <w:rPr>
-                <w:rFonts w:ascii="Calibri" w:hAnsi="Calibri"/>
-                <w:b w:val="0"/>
-                <w:i w:val="0"/>
-                <w:color w:val="333333"/>
-                <w:sz w:val="18"/>
-              </w:rPr>
-              <w:t>Por encima se pide confirmación antes de enviar.</w:t>
-            </w:r>
-          </w:p>
-        </w:tc>
-      </w:tr>
-      <w:tr>
-        <w:tc>
-          <w:tcPr>
-            <w:tcW w:type="dxa" w:w="2608"/>
-          </w:tcPr>
-          <w:p>
-            <w:pPr>
-              <w:spacing w:after="20"/>
-            </w:pPr>
-            <w:r>
-              <w:rPr>
-                <w:rFonts w:ascii="Consolas" w:hAnsi="Consolas"/>
-                <w:b w:val="0"/>
-                <w:i w:val="0"/>
-                <w:color w:val="333333"/>
-                <w:sz w:val="18"/>
-              </w:rPr>
-              <w:t>Tiempo de espera</w:t>
-            </w:r>
-          </w:p>
-        </w:tc>
-        <w:tc>
-          <w:tcPr>
-            <w:tcW w:type="dxa" w:w="1361"/>
-          </w:tcPr>
-          <w:p>
-            <w:pPr>
-              <w:spacing w:after="20"/>
-            </w:pPr>
-            <w:r>
-              <w:rPr>
-                <w:rFonts w:ascii="Calibri" w:hAnsi="Calibri"/>
-                <w:b w:val="0"/>
-                <w:i w:val="0"/>
-                <w:color w:val="333333"/>
-                <w:sz w:val="18"/>
-              </w:rPr>
-              <w:t>60000 ms</w:t>
-            </w:r>
-          </w:p>
-        </w:tc>
-        <w:tc>
-          <w:tcPr>
-            <w:tcW w:type="dxa" w:w="5669"/>
-          </w:tcPr>
-          <w:p>
-            <w:pPr>
-              <w:spacing w:after="20"/>
-            </w:pPr>
-            <w:r>
-              <w:rPr>
-                <w:rFonts w:ascii="Calibri" w:hAnsi="Calibri"/>
-                <w:b w:val="0"/>
-                <w:i w:val="0"/>
-                <w:color w:val="333333"/>
-                <w:sz w:val="18"/>
-              </w:rPr>
-              <w:t>Límite de la petición HTTP.</w:t>
+              <w:t>Mensajes previos enviados por petición.</w:t>
             </w:r>
           </w:p>
         </w:tc>
       </w:tr>
     </w:tbl>
+    <w:p/>
     <w:p>
-      <w:pPr>
-        <w:spacing w:after="80"/>
-      </w:pPr>
       <w:r>
-        <w:rPr>
-          <w:rFonts w:ascii="Calibri" w:hAnsi="Calibri"/>
-          <w:b w:val="0"/>
-          <w:i/>
-          <w:color w:val="595959"/>
-          <w:sz w:val="18"/>
-        </w:rPr>
         <w:t>Las visualizaciones de tipo mapa no están soportadas.</w:t>
       </w:r>
     </w:p>
     <w:p>
-      <w:pPr>
-        <w:spacing w:before="280" w:after="120"/>
-        <w:pBdr>
-          <w:bottom w:val="single" w:sz="12" w:space="4" w:color="D7DCD9"/>
-        </w:pBdr>
-      </w:pPr>
       <w:r>
         <w:rPr>
-          <w:rFonts w:ascii="Calibri" w:hAnsi="Calibri"/>
           <w:b/>
-          <w:i w:val="0"/>
-          <w:color w:val="007A38"/>
-          <w:sz w:val="32"/>
+          <w:color w:val="C15F3C"/>
+          <w:sz w:val="30"/>
         </w:rPr>
-        <w:t>8. Consideraciones de gobierno de datos y red</w:t>
+        <w:t>9. Consideraciones de gobierno de datos y red</w:t>
       </w:r>
     </w:p>
     <w:p>
       <w:pPr>
-        <w:spacing w:after="40"/>
-        <w:ind w:left="340"/>
+        <w:pStyle w:val="ListBullet"/>
       </w:pPr>
       <w:r>
-        <w:rPr>
-          <w:rFonts w:ascii="Calibri" w:hAnsi="Calibri"/>
-          <w:b/>
-          <w:i w:val="0"/>
-          <w:color w:val="009845"/>
-          <w:sz w:val="21"/>
-        </w:rPr>
-        <w:t xml:space="preserve">▪  </w:t>
-      </w:r>
-      <w:r>
-        <w:rPr>
-          <w:rFonts w:ascii="Calibri" w:hAnsi="Calibri"/>
-          <w:b w:val="0"/>
-          <w:i w:val="0"/>
-          <w:color w:val="333333"/>
-          <w:sz w:val="21"/>
-        </w:rPr>
-        <w:t xml:space="preserve">Cada análisis implica </w:t>
-      </w:r>
-      <w:r>
-        <w:rPr>
-          <w:rFonts w:ascii="Calibri" w:hAnsi="Calibri"/>
-          <w:b/>
-          <w:i w:val="0"/>
-          <w:color w:val="333333"/>
-          <w:sz w:val="21"/>
-        </w:rPr>
-        <w:t>egreso de datos</w:t>
-      </w:r>
-      <w:r>
-        <w:rPr>
-          <w:rFonts w:ascii="Calibri" w:hAnsi="Calibri"/>
-          <w:b w:val="0"/>
-          <w:i w:val="0"/>
-          <w:color w:val="333333"/>
-          <w:sz w:val="21"/>
-        </w:rPr>
-        <w:t xml:space="preserve"> del gráfico hacia un LLM externo (Anthropic); la residencia y retención de esos datos quedan fuera del control directo del cliente.</w:t>
+        <w:t>Cada análisis con un modelo hospedado implica salida de datos del gráfico hacia un LLM externo (Anthropic); la residencia y retención de esos datos quedan fuera del control directo del cliente.</w:t>
       </w:r>
     </w:p>
     <w:p>
       <w:pPr>
-        <w:spacing w:after="40"/>
-        <w:ind w:left="340"/>
+        <w:pStyle w:val="ListBullet"/>
       </w:pPr>
       <w:r>
-        <w:rPr>
-          <w:rFonts w:ascii="Calibri" w:hAnsi="Calibri"/>
-          <w:b/>
-          <w:i w:val="0"/>
-          <w:color w:val="009845"/>
-          <w:sz w:val="21"/>
-        </w:rPr>
-        <w:t xml:space="preserve">▪  </w:t>
-      </w:r>
-      <w:r>
-        <w:rPr>
-          <w:rFonts w:ascii="Calibri" w:hAnsi="Calibri"/>
-          <w:b w:val="0"/>
-          <w:i w:val="0"/>
-          <w:color w:val="333333"/>
-          <w:sz w:val="21"/>
-        </w:rPr>
-        <w:t xml:space="preserve">Si la red corporativa bloquea la salida directa a </w:t>
-      </w:r>
-      <w:r>
-        <w:rPr>
-          <w:rFonts w:ascii="Consolas" w:hAnsi="Consolas"/>
-          <w:b w:val="0"/>
-          <w:i w:val="0"/>
-          <w:color w:val="333333"/>
-          <w:sz w:val="21"/>
-        </w:rPr>
-        <w:t>api.anthropic.com</w:t>
-      </w:r>
-      <w:r>
-        <w:rPr>
-          <w:rFonts w:ascii="Calibri" w:hAnsi="Calibri"/>
-          <w:b w:val="0"/>
-          <w:i w:val="0"/>
-          <w:color w:val="333333"/>
-          <w:sz w:val="21"/>
-        </w:rPr>
-        <w:t>, se recomienda enrutar mediante un proxy controlado por el cliente.</w:t>
+        <w:t>El proxy centraliza el control: es el único punto que sale a Internet, aplica allowlist de modelos, límites de tasa, auditoría y validación de la sesión de Qlik.</w:t>
       </w:r>
     </w:p>
     <w:p>
       <w:pPr>
-        <w:spacing w:after="40"/>
-        <w:ind w:left="340"/>
+        <w:pStyle w:val="ListBullet"/>
       </w:pPr>
       <w:r>
-        <w:rPr>
-          <w:rFonts w:ascii="Calibri" w:hAnsi="Calibri"/>
-          <w:b/>
-          <w:i w:val="0"/>
-          <w:color w:val="009845"/>
-          <w:sz w:val="21"/>
-        </w:rPr>
-        <w:t xml:space="preserve">▪  </w:t>
-      </w:r>
-      <w:r>
-        <w:rPr>
-          <w:rFonts w:ascii="Calibri" w:hAnsi="Calibri"/>
-          <w:b w:val="0"/>
-          <w:i w:val="0"/>
-          <w:color w:val="333333"/>
-          <w:sz w:val="21"/>
-        </w:rPr>
-        <w:t xml:space="preserve">La idoneidad se limita a </w:t>
-      </w:r>
-      <w:r>
-        <w:rPr>
-          <w:rFonts w:ascii="Calibri" w:hAnsi="Calibri"/>
-          <w:b/>
-          <w:i w:val="0"/>
-          <w:color w:val="333333"/>
-          <w:sz w:val="21"/>
-        </w:rPr>
-        <w:t>demostraciones internas</w:t>
-      </w:r>
-      <w:r>
-        <w:rPr>
-          <w:rFonts w:ascii="Calibri" w:hAnsi="Calibri"/>
-          <w:b w:val="0"/>
-          <w:i w:val="0"/>
-          <w:color w:val="333333"/>
-          <w:sz w:val="21"/>
-        </w:rPr>
-        <w:t>: la protección de la clave es ofuscación, no cifrado robusto.</w:t>
+        <w:t>Para datos que no deban salir del perímetro, use un modelo local (Ollama) a través del proxy.</w:t>
       </w:r>
     </w:p>
-    <w:p>
-      <w:pPr>
-        <w:spacing w:before="280" w:after="120"/>
-        <w:pBdr>
-          <w:bottom w:val="single" w:sz="12" w:space="4" w:color="D7DCD9"/>
-        </w:pBdr>
-      </w:pPr>
-      <w:r>
-        <w:rPr>
-          <w:rFonts w:ascii="Calibri" w:hAnsi="Calibri"/>
-          <w:b/>
-          <w:i w:val="0"/>
-          <w:color w:val="007A38"/>
-          <w:sz w:val="32"/>
-        </w:rPr>
-        <w:t>9. Aviso importante</w:t>
-      </w:r>
-    </w:p>
-    <w:tbl>
-      <w:tblPr>
-        <w:tblStyle w:val="TableGrid"/>
-        <w:tblW w:type="auto" w:w="0"/>
-        <w:tblLook w:firstColumn="1" w:firstRow="1" w:lastColumn="0" w:lastRow="0" w:noHBand="0" w:noVBand="1" w:val="04A0"/>
-      </w:tblPr>
-      <w:tblGrid>
-        <w:gridCol w:w="9972"/>
-      </w:tblGrid>
-      <w:tr>
-        <w:tc>
-          <w:tcPr>
-            <w:tcW w:type="dxa" w:w="9972"/>
-            <w:shd w:val="clear" w:color="auto" w:fill="FFF8E6"/>
-            <w:tcBorders>
-              <w:top w:val="single" w:sz="6" w:space="4" w:color="E0A800"/>
-              <w:bottom w:val="single" w:sz="6" w:space="4" w:color="E0A800"/>
-              <w:left w:val="single" w:sz="6" w:space="4" w:color="E0A800"/>
-              <w:right w:val="single" w:sz="6" w:space="4" w:color="E0A800"/>
-            </w:tcBorders>
-            <w:tcBorders>
-              <w:left w:val="single" w:sz="24" w:space="4" w:color="E0A800"/>
-            </w:tcBorders>
-          </w:tcPr>
-          <w:p>
-            <w:pPr>
-              <w:spacing w:after="80"/>
-            </w:pPr>
-            <w:r>
-              <w:rPr>
-                <w:rFonts w:ascii="Calibri" w:hAnsi="Calibri"/>
-                <w:b/>
-                <w:i w:val="0"/>
-                <w:color w:val="7A5C00"/>
-                <w:sz w:val="20"/>
-              </w:rPr>
-              <w:t>Aviso — demostración experimental</w:t>
-            </w:r>
-          </w:p>
-          <w:p>
-            <w:pPr>
-              <w:spacing w:after="60"/>
-            </w:pPr>
-            <w:r>
-              <w:rPr>
-                <w:rFonts w:ascii="Calibri" w:hAnsi="Calibri"/>
-                <w:b w:val="0"/>
-                <w:i w:val="0"/>
-                <w:color w:val="333333"/>
-              </w:rPr>
-              <w:t xml:space="preserve">Esta extensión es un activo de </w:t>
-            </w:r>
-            <w:r>
-              <w:rPr>
-                <w:rFonts w:ascii="Calibri" w:hAnsi="Calibri"/>
-                <w:b/>
-                <w:i w:val="0"/>
-                <w:color w:val="333333"/>
-              </w:rPr>
-              <w:t>demostración experimental (v0.3.3, compilación 24)</w:t>
-            </w:r>
-            <w:r>
-              <w:rPr>
-                <w:rFonts w:ascii="Calibri" w:hAnsi="Calibri"/>
-                <w:b w:val="0"/>
-                <w:i w:val="0"/>
-                <w:color w:val="333333"/>
-              </w:rPr>
-              <w:t xml:space="preserve">, no un producto. </w:t>
-            </w:r>
-            <w:r>
-              <w:rPr>
-                <w:rFonts w:ascii="Calibri" w:hAnsi="Calibri"/>
-                <w:b/>
-                <w:i w:val="0"/>
-                <w:color w:val="333333"/>
-              </w:rPr>
-              <w:t>No</w:t>
-            </w:r>
-            <w:r>
-              <w:rPr>
-                <w:rFonts w:ascii="Calibri" w:hAnsi="Calibri"/>
-                <w:b w:val="0"/>
-                <w:i w:val="0"/>
-                <w:color w:val="333333"/>
-              </w:rPr>
-              <w:t xml:space="preserve"> está reforzada para producción y </w:t>
-            </w:r>
-            <w:r>
-              <w:rPr>
-                <w:rFonts w:ascii="Calibri" w:hAnsi="Calibri"/>
-                <w:b/>
-                <w:i w:val="0"/>
-                <w:color w:val="333333"/>
-              </w:rPr>
-              <w:t>no</w:t>
-            </w:r>
-            <w:r>
-              <w:rPr>
-                <w:rFonts w:ascii="Calibri" w:hAnsi="Calibri"/>
-                <w:b w:val="0"/>
-                <w:i w:val="0"/>
-                <w:color w:val="333333"/>
-              </w:rPr>
-              <w:t xml:space="preserve"> es una oferta de Qlik ni una integración soportada.</w:t>
-            </w:r>
-          </w:p>
-          <w:p>
-            <w:pPr>
-              <w:spacing w:after="60"/>
-            </w:pPr>
-            <w:r>
-              <w:rPr>
-                <w:rFonts w:ascii="Calibri" w:hAnsi="Calibri"/>
-                <w:b/>
-                <w:i w:val="0"/>
-                <w:color w:val="333333"/>
-              </w:rPr>
-              <w:t>Ni Qlik ni el autor asumen responsabilidad alguna</w:t>
-            </w:r>
-            <w:r>
-              <w:rPr>
-                <w:rFonts w:ascii="Calibri" w:hAnsi="Calibri"/>
-                <w:b w:val="0"/>
-                <w:i w:val="0"/>
-                <w:color w:val="333333"/>
-              </w:rPr>
-              <w:t xml:space="preserve"> por cualquier incidencia, exposición de datos, coste o daño derivado de su uso en cualquier entorno de cliente o producción. Úselo bajo su propia responsabilidad.</w:t>
-            </w:r>
-          </w:p>
-          <w:p>
-            <w:pPr>
-              <w:spacing w:after="60"/>
-            </w:pPr>
-            <w:r>
-              <w:rPr>
-                <w:rFonts w:ascii="Calibri" w:hAnsi="Calibri"/>
-                <w:b w:val="0"/>
-                <w:i w:val="0"/>
-                <w:color w:val="333333"/>
-              </w:rPr>
-              <w:t>Al hacer una pregunta, los datos del gráfico seleccionado salen del entorno hacia un LLM externo (Anthropic). No lo utilice con datos sensibles, regulados o personales sin autorización expresa.</w:t>
-            </w:r>
-          </w:p>
-        </w:tc>
-      </w:tr>
-    </w:tbl>
     <w:sectPr>
-      <w:footerReference w:type="default" r:id="rId9"/>
       <w:pgSz w:w="12240" w:h="15840"/>
-      <w:pgMar w:top="1134" w:right="1134" w:bottom="1134" w:left="1134" w:header="720" w:footer="720" w:gutter="0"/>
+      <w:pgMar w:top="1152" w:right="1296" w:bottom="1152" w:left="1296" w:header="720" w:footer="720" w:gutter="0"/>
       <w:cols w:space="720"/>
       <w:docGrid w:linePitch="360"/>
     </w:sectPr>
   </w:body>
 </w:document>
-</file>
-
-<file path=word/footer1.xml><?xml version="1.0" encoding="utf-8"?>
-<w:ftr xmlns:m="http://schemas.openxmlformats.org/officeDocument/2006/math" xmlns:mc="http://schemas.openxmlformats.org/markup-compatibility/2006" xmlns:mo="http://schemas.microsoft.com/office/mac/office/2008/main" xmlns:mv="urn:schemas-microsoft-com:mac:vml" xmlns:o="urn:schemas-microsoft-com:office:office" xmlns:r="http://schemas.openxmlformats.org/officeDocument/2006/relationships" xmlns:v="urn:schemas-microsoft-com:vml" xmlns:w10="urn:schemas-microsoft-com:office:word" xmlns:w14="http://schemas.microsoft.com/office/word/2010/wordml" xmlns:w="http://schemas.openxmlformats.org/wordprocessingml/2006/main" xmlns:wne="http://schemas.microsoft.com/office/word/2006/wordml" xmlns:wp14="http://schemas.microsoft.com/office/word/2010/wordprocessingDrawing" xmlns:wp="http://schemas.openxmlformats.org/drawingml/2006/wordprocessingDrawing" xmlns:wpc="http://schemas.microsoft.com/office/word/2010/wordprocessingCanvas" xmlns:wpg="http://schemas.microsoft.com/office/word/2010/wordprocessingGroup" xmlns:wpi="http://schemas.microsoft.com/office/word/2010/wordprocessingInk" xmlns:wps="http://schemas.microsoft.com/office/word/2010/wordprocessingShape" mc:Ignorable="w14 wp14">
-  <w:p>
-    <w:pPr>
-      <w:pStyle w:val="Footer"/>
-      <w:jc w:val="left"/>
-      <w:pBdr>
-        <w:top w:val="single" w:sz="6" w:space="4" w:color="D7DCD9"/>
-      </w:pBdr>
-    </w:pPr>
-    <w:r>
-      <w:rPr>
-        <w:rFonts w:ascii="Calibri" w:hAnsi="Calibri"/>
-        <w:b w:val="0"/>
-        <w:i w:val="0"/>
-        <w:color w:val="595959"/>
-        <w:sz w:val="16"/>
-      </w:rPr>
-      <w:t xml:space="preserve">Anthropic AI Assistant para Qlik Sense · v0.3.3 · Demostración experimental — sin garantía      </w:t>
-    </w:r>
-    <w:r>
-      <w:rPr>
-        <w:rFonts w:ascii="Calibri" w:hAnsi="Calibri"/>
-        <w:b w:val="0"/>
-        <w:i w:val="0"/>
-        <w:color w:val="595959"/>
-        <w:sz w:val="16"/>
-      </w:rPr>
-      <w:t xml:space="preserve">Página </w:t>
-    </w:r>
-    <w:r>
-      <w:rPr>
-        <w:rFonts w:ascii="Calibri" w:hAnsi="Calibri"/>
-        <w:color w:val="595959"/>
-        <w:sz w:val="16"/>
-      </w:rPr>
-      <w:fldChar w:fldCharType="begin"/>
-      <w:instrText xml:space="preserve">PAGE</w:instrText>
-      <w:fldChar w:fldCharType="end"/>
-    </w:r>
-  </w:p>
-</w:ftr>
 </file>
 
 <file path=word/numbering.xml><?xml version="1.0" encoding="utf-8"?>
@@ -4428,7 +2447,6 @@
     <w:rsid w:val="00FC693F"/>
     <w:rPr>
       <w:rFonts w:ascii="Calibri" w:hAnsi="Calibri"/>
-      <w:color w:val="333333"/>
       <w:sz w:val="21"/>
     </w:rPr>
   </w:style>
